--- a/pdf/PULSE-SyRS-001_System_Requirements.docx
+++ b/pdf/PULSE-SyRS-001_System_Requirements.docx
@@ -61,7 +61,7 @@
         <w:pStyle w:val="Date"/>
       </w:pPr>
       <w:r>
-        <w:t xml:space="preserve">2026-09-08</w:t>
+        <w:t xml:space="preserve">2026-09-23</w:t>
       </w:r>
     </w:p>
     <w:sdt>
@@ -213,7 +213,7 @@
               <w:jc w:val="left"/>
             </w:pPr>
             <w:r>
-              <w:t xml:space="preserve">1.3</w:t>
+              <w:t xml:space="preserve">1.4</w:t>
             </w:r>
           </w:p>
         </w:tc>
@@ -261,7 +261,7 @@
               <w:jc w:val="left"/>
             </w:pPr>
             <w:r>
-              <w:t xml:space="preserve">2026-09-08</w:t>
+              <w:t xml:space="preserve">2026-09-23</w:t>
             </w:r>
           </w:p>
         </w:tc>
@@ -717,6 +717,52 @@
             </w:pPr>
             <w:r>
               <w:t xml:space="preserve">FR-13 corrected to Partial: the two HMIs have diverged to 28 and 17 subscribed signals. NFR-8 and IR-2 evidence updated for the pinned broker image and the new unit-sanity check. FR-19 and FR-20 reworded, FR-20 now citing PULSE-SAF-001 SM-3 instead of restating it. Section 6 count table replaced by a pointer to the generated matrix. Worked requirement row added to section 1.2</w:t>
+            </w:r>
+          </w:p>
+        </w:tc>
+      </w:tr>
+      <w:tr>
+        <w:tc>
+          <w:p>
+            <w:pPr>
+              <w:pStyle w:val="Compact"/>
+              <w:jc w:val="left"/>
+            </w:pPr>
+            <w:r>
+              <w:t xml:space="preserve">1.4</w:t>
+            </w:r>
+          </w:p>
+        </w:tc>
+        <w:tc>
+          <w:p>
+            <w:pPr>
+              <w:pStyle w:val="Compact"/>
+              <w:jc w:val="left"/>
+            </w:pPr>
+            <w:r>
+              <w:t xml:space="preserve">2026-09-23</w:t>
+            </w:r>
+          </w:p>
+        </w:tc>
+        <w:tc>
+          <w:p>
+            <w:pPr>
+              <w:pStyle w:val="Compact"/>
+              <w:jc w:val="left"/>
+            </w:pPr>
+            <w:r>
+              <w:t xml:space="preserve">A. Abdelghany</w:t>
+            </w:r>
+          </w:p>
+        </w:tc>
+        <w:tc>
+          <w:p>
+            <w:pPr>
+              <w:pStyle w:val="Compact"/>
+              <w:jc w:val="left"/>
+            </w:pPr>
+            <w:r>
+              <w:t xml:space="preserve">Sprint 2 status: IR-5 and NFR-8 Implemented (secure-by-default broker, Flutter SDK pinned), FR-3 regeneration check now executes, FR-8 proven on a virtual bus, FR-13 wording updated, NFR-5 reduced to Partial pending a host with AVX</w:t>
             </w:r>
           </w:p>
         </w:tc>
@@ -1618,22 +1664,10 @@
               <w:jc w:val="left"/>
             </w:pPr>
             <w:r>
-              <w:t xml:space="preserve">README</w:t>
-            </w:r>
-            <w:r>
-              <w:t xml:space="preserve"> </w:t>
-            </w:r>
-            <w:r>
-              <w:t xml:space="preserve">“</w:t>
-            </w:r>
-            <w:r>
-              <w:t xml:space="preserve">Regenerate the VSS JSON</w:t>
-            </w:r>
-            <w:r>
-              <w:t xml:space="preserve">”</w:t>
-            </w:r>
-            <w:r>
-              <w:t xml:space="preserve">; byte-identical regeneration checked by the regression suite (</w:t>
+              <w:t xml:space="preserve">Suite check</w:t>
+            </w:r>
+            <w:r>
+              <w:t xml:space="preserve"> </w:t>
             </w:r>
             <w:r>
               <w:rPr>
@@ -1642,7 +1676,7 @@
               <w:t xml:space="preserve">vss-regeneration</w:t>
             </w:r>
             <w:r>
-              <w:t xml:space="preserve">), report in</w:t>
+              <w:t xml:space="preserve">, byte-identical with vss-tools 6.0 in</w:t>
             </w:r>
             <w:r>
               <w:t xml:space="preserve"> </w:t>
@@ -1651,7 +1685,10 @@
               <w:rPr>
                 <w:rStyle w:val="VerbatimChar"/>
               </w:rPr>
-              <w:t xml:space="preserve">docs/evidence/</w:t>
+              <w:t xml:space="preserve">.venv-tools</w:t>
+            </w:r>
+            <w:r>
+              <w:t xml:space="preserve">; first executed 2026-09-23, it had skipped before for want of the tool</w:t>
             </w:r>
           </w:p>
         </w:tc>
@@ -2080,7 +2117,37 @@
               <w:jc w:val="left"/>
             </w:pPr>
             <w:r>
-              <w:t xml:space="preserve">Met by design (HMIs subscribe to VSS paths only); verified when the virtual CAN feeder replaces the simulator in S3</w:t>
+              <w:t xml:space="preserve">Proven on a virtual bus:</w:t>
+            </w:r>
+            <w:r>
+              <w:t xml:space="preserve"> </w:t>
+            </w:r>
+            <w:r>
+              <w:rPr>
+                <w:rStyle w:val="VerbatimChar"/>
+              </w:rPr>
+              <w:t xml:space="preserve">scripts/can_spike.py</w:t>
+            </w:r>
+            <w:r>
+              <w:t xml:space="preserve"> </w:t>
+            </w:r>
+            <w:r>
+              <w:t xml:space="preserve">feeds three frames on</w:t>
+            </w:r>
+            <w:r>
+              <w:t xml:space="preserve"> </w:t>
+            </w:r>
+            <w:r>
+              <w:rPr>
+                <w:rStyle w:val="VerbatimChar"/>
+              </w:rPr>
+              <w:t xml:space="preserve">vcan0</w:t>
+            </w:r>
+            <w:r>
+              <w:t xml:space="preserve"> </w:t>
+            </w:r>
+            <w:r>
+              <w:t xml:space="preserve">through KUKSA’s CAN provider and AGL’s DBC and they arrive as catalogue signals with no HMI change. Physical bus in S3</w:t>
             </w:r>
           </w:p>
         </w:tc>
@@ -2551,7 +2618,7 @@
               <w:jc w:val="left"/>
             </w:pPr>
             <w:r>
-              <w:t xml:space="preserve">Same broker and protocol for both. Signal sets have diverged: Flutter subscribes to 28 paths, Compose to 17. The nine extra are the driver-monitoring and hazard signals. Closing in S2</w:t>
+              <w:t xml:space="preserve">Same broker, protocol, catalogue limits and freshness rules for both. Signal sets still differ: Flutter 28 paths, Compose 17; the eleven extra are driver monitoring, hazard and intervention. Decision requested in PULSE-PLAN-002 section 8.3</w:t>
             </w:r>
           </w:p>
         </w:tc>
@@ -4103,27 +4170,30 @@
               <w:jc w:val="left"/>
             </w:pPr>
             <w:r>
-              <w:t xml:space="preserve">Partial</w:t>
-            </w:r>
-          </w:p>
-        </w:tc>
-        <w:tc>
-          <w:p>
-            <w:pPr>
-              <w:pStyle w:val="Compact"/>
-              <w:jc w:val="left"/>
-            </w:pPr>
+              <w:t xml:space="preserve">Implemented</w:t>
+            </w:r>
+          </w:p>
+        </w:tc>
+        <w:tc>
+          <w:p>
+            <w:pPr>
+              <w:pStyle w:val="Compact"/>
+              <w:jc w:val="left"/>
+            </w:pPr>
+            <w:r>
+              <w:t xml:space="preserve">Secure by default. Plaintext only with</w:t>
+            </w:r>
+            <w:r>
+              <w:t xml:space="preserve"> </w:t>
+            </w:r>
             <w:r>
               <w:rPr>
                 <w:rStyle w:val="VerbatimChar"/>
               </w:rPr>
-              <w:t xml:space="preserve">--insecure</w:t>
-            </w:r>
-            <w:r>
-              <w:t xml:space="preserve"> </w:t>
-            </w:r>
-            <w:r>
-              <w:t xml:space="preserve">set in</w:t>
+              <w:t xml:space="preserve">PULSE_INSECURE=1</w:t>
+            </w:r>
+            <w:r>
+              <w:t xml:space="preserve">, which prints a boxed warning at start-up; suite check</w:t>
             </w:r>
             <w:r>
               <w:t xml:space="preserve"> </w:t>
@@ -4132,10 +4202,13 @@
               <w:rPr>
                 <w:rStyle w:val="VerbatimChar"/>
               </w:rPr>
-              <w:t xml:space="preserve">scripts/start-databroker.sh</w:t>
-            </w:r>
-            <w:r>
-              <w:t xml:space="preserve">; documented as a deviation in PULSE-SEC-001 section 5. Start-up warning (CS-3) planned S2</w:t>
+              <w:t xml:space="preserve">transport-security</w:t>
+            </w:r>
+            <w:r>
+              <w:t xml:space="preserve"> </w:t>
+            </w:r>
+            <w:r>
+              <w:t xml:space="preserve">skips and says so</w:t>
             </w:r>
           </w:p>
         </w:tc>
@@ -4523,120 +4596,6 @@
               <w:jc w:val="left"/>
             </w:pPr>
             <w:r>
-              <w:t xml:space="preserve">Implemented</w:t>
-            </w:r>
-          </w:p>
-        </w:tc>
-        <w:tc>
-          <w:p>
-            <w:pPr>
-              <w:pStyle w:val="Compact"/>
-              <w:jc w:val="left"/>
-            </w:pPr>
-            <w:r>
-              <w:t xml:space="preserve">Clean-machine bring-up performed 2026-08-18 and recorded in ONBOARDING.md, six blockers closed</w:t>
-            </w:r>
-          </w:p>
-        </w:tc>
-      </w:tr>
-      <w:tr>
-        <w:tc>
-          <w:p>
-            <w:pPr>
-              <w:pStyle w:val="Compact"/>
-              <w:jc w:val="left"/>
-            </w:pPr>
-            <w:r>
-              <w:t xml:space="preserve">NFR-6</w:t>
-            </w:r>
-          </w:p>
-        </w:tc>
-        <w:tc>
-          <w:p>
-            <w:pPr>
-              <w:pStyle w:val="Compact"/>
-              <w:jc w:val="left"/>
-            </w:pPr>
-            <w:r>
-              <w:t xml:space="preserve">Openness: the stack shall be built from open-source components, with no proprietary runtime licence required for evaluation.</w:t>
-            </w:r>
-          </w:p>
-        </w:tc>
-        <w:tc>
-          <w:p>
-            <w:pPr>
-              <w:pStyle w:val="Compact"/>
-              <w:jc w:val="left"/>
-            </w:pPr>
-            <w:r>
-              <w:t xml:space="preserve">I</w:t>
-            </w:r>
-          </w:p>
-        </w:tc>
-        <w:tc>
-          <w:p>
-            <w:pPr>
-              <w:pStyle w:val="Compact"/>
-              <w:jc w:val="left"/>
-            </w:pPr>
-            <w:r>
-              <w:t xml:space="preserve">Implemented</w:t>
-            </w:r>
-          </w:p>
-        </w:tc>
-        <w:tc>
-          <w:p>
-            <w:pPr>
-              <w:pStyle w:val="Compact"/>
-              <w:jc w:val="left"/>
-            </w:pPr>
-            <w:r>
-              <w:t xml:space="preserve">KUKSA (Apache-2.0), VSS (MPL-2.0), Flutter (BSD), MediaPipe (Apache-2.0), AOSP; NOTICE file for the face model</w:t>
-            </w:r>
-          </w:p>
-        </w:tc>
-      </w:tr>
-      <w:tr>
-        <w:tc>
-          <w:p>
-            <w:pPr>
-              <w:pStyle w:val="Compact"/>
-              <w:jc w:val="left"/>
-            </w:pPr>
-            <w:r>
-              <w:t xml:space="preserve">NFR-7</w:t>
-            </w:r>
-          </w:p>
-        </w:tc>
-        <w:tc>
-          <w:p>
-            <w:pPr>
-              <w:pStyle w:val="Compact"/>
-              <w:jc w:val="left"/>
-            </w:pPr>
-            <w:r>
-              <w:t xml:space="preserve">Determinism: repeated runs of the same cycle shall produce the same signal sequence, so comparisons are valid.</w:t>
-            </w:r>
-          </w:p>
-        </w:tc>
-        <w:tc>
-          <w:p>
-            <w:pPr>
-              <w:pStyle w:val="Compact"/>
-              <w:jc w:val="left"/>
-            </w:pPr>
-            <w:r>
-              <w:t xml:space="preserve">T</w:t>
-            </w:r>
-          </w:p>
-        </w:tc>
-        <w:tc>
-          <w:p>
-            <w:pPr>
-              <w:pStyle w:val="Compact"/>
-              <w:jc w:val="left"/>
-            </w:pPr>
-            <w:r>
               <w:t xml:space="preserve">Partial</w:t>
             </w:r>
           </w:p>
@@ -4648,94 +4607,7 @@
               <w:jc w:val="left"/>
             </w:pPr>
             <w:r>
-              <w:t xml:space="preserve">Same as FR-7: value sequence is deterministic in shape, sample timing is not. Fixed-step replay planned S4</w:t>
-            </w:r>
-          </w:p>
-        </w:tc>
-      </w:tr>
-      <w:tr>
-        <w:tc>
-          <w:p>
-            <w:pPr>
-              <w:pStyle w:val="Compact"/>
-              <w:jc w:val="left"/>
-            </w:pPr>
-            <w:r>
-              <w:t xml:space="preserve">NFR-8</w:t>
-            </w:r>
-          </w:p>
-        </w:tc>
-        <w:tc>
-          <w:p>
-            <w:pPr>
-              <w:pStyle w:val="Compact"/>
-              <w:jc w:val="left"/>
-            </w:pPr>
-            <w:r>
-              <w:t xml:space="preserve">Maintainability: upstream components shall be consumed at pinned versions, not floating heads.</w:t>
-            </w:r>
-          </w:p>
-        </w:tc>
-        <w:tc>
-          <w:p>
-            <w:pPr>
-              <w:pStyle w:val="Compact"/>
-              <w:jc w:val="left"/>
-            </w:pPr>
-            <w:r>
-              <w:t xml:space="preserve">I</w:t>
-            </w:r>
-          </w:p>
-        </w:tc>
-        <w:tc>
-          <w:p>
-            <w:pPr>
-              <w:pStyle w:val="Compact"/>
-              <w:jc w:val="left"/>
-            </w:pPr>
-            <w:r>
-              <w:t xml:space="preserve">Partial</w:t>
-            </w:r>
-          </w:p>
-        </w:tc>
-        <w:tc>
-          <w:p>
-            <w:pPr>
-              <w:pStyle w:val="Compact"/>
-              <w:jc w:val="left"/>
-            </w:pPr>
-            <w:r>
-              <w:t xml:space="preserve">Broker pinned to</w:t>
-            </w:r>
-            <w:r>
-              <w:t xml:space="preserve"> </w:t>
-            </w:r>
-            <w:r>
-              <w:rPr>
-                <w:rStyle w:val="VerbatimChar"/>
-              </w:rPr>
-              <w:t xml:space="preserve">0.7.0</w:t>
-            </w:r>
-            <w:r>
-              <w:t xml:space="preserve"> </w:t>
-            </w:r>
-            <w:r>
-              <w:t xml:space="preserve">by tag and digest;</w:t>
-            </w:r>
-            <w:r>
-              <w:t xml:space="preserve"> </w:t>
-            </w:r>
-            <w:r>
-              <w:rPr>
-                <w:rStyle w:val="VerbatimChar"/>
-              </w:rPr>
-              <w:t xml:space="preserve">kuksa-client==0.5.2</w:t>
-            </w:r>
-            <w:r>
-              <w:t xml:space="preserve"> </w:t>
-            </w:r>
-            <w:r>
-              <w:t xml:space="preserve">and Python deps in</w:t>
+              <w:t xml:space="preserve">Bring-up of 2026-08-18 in ONBOARDING.md. On 2026-09-23 a fresh environment from</w:t>
             </w:r>
             <w:r>
               <w:t xml:space="preserve"> </w:t>
@@ -4747,7 +4619,196 @@
               <w:t xml:space="preserve">requirements.txt</w:t>
             </w:r>
             <w:r>
-              <w:t xml:space="preserve">; VSS at v6.0; Dart deps in</w:t>
+              <w:t xml:space="preserve"> </w:t>
+            </w:r>
+            <w:r>
+              <w:t xml:space="preserve">ran every provider; the driver monitor additionally needs a CPU with AVX, which this VM lacks. Re-run on the Pi 5 in S3</w:t>
+            </w:r>
+          </w:p>
+        </w:tc>
+      </w:tr>
+      <w:tr>
+        <w:tc>
+          <w:p>
+            <w:pPr>
+              <w:pStyle w:val="Compact"/>
+              <w:jc w:val="left"/>
+            </w:pPr>
+            <w:r>
+              <w:t xml:space="preserve">NFR-6</w:t>
+            </w:r>
+          </w:p>
+        </w:tc>
+        <w:tc>
+          <w:p>
+            <w:pPr>
+              <w:pStyle w:val="Compact"/>
+              <w:jc w:val="left"/>
+            </w:pPr>
+            <w:r>
+              <w:t xml:space="preserve">Openness: the stack shall be built from open-source components, with no proprietary runtime licence required for evaluation.</w:t>
+            </w:r>
+          </w:p>
+        </w:tc>
+        <w:tc>
+          <w:p>
+            <w:pPr>
+              <w:pStyle w:val="Compact"/>
+              <w:jc w:val="left"/>
+            </w:pPr>
+            <w:r>
+              <w:t xml:space="preserve">I</w:t>
+            </w:r>
+          </w:p>
+        </w:tc>
+        <w:tc>
+          <w:p>
+            <w:pPr>
+              <w:pStyle w:val="Compact"/>
+              <w:jc w:val="left"/>
+            </w:pPr>
+            <w:r>
+              <w:t xml:space="preserve">Implemented</w:t>
+            </w:r>
+          </w:p>
+        </w:tc>
+        <w:tc>
+          <w:p>
+            <w:pPr>
+              <w:pStyle w:val="Compact"/>
+              <w:jc w:val="left"/>
+            </w:pPr>
+            <w:r>
+              <w:t xml:space="preserve">KUKSA (Apache-2.0), VSS (MPL-2.0), Flutter (BSD), MediaPipe (Apache-2.0), AOSP; NOTICE file for the face model</w:t>
+            </w:r>
+          </w:p>
+        </w:tc>
+      </w:tr>
+      <w:tr>
+        <w:tc>
+          <w:p>
+            <w:pPr>
+              <w:pStyle w:val="Compact"/>
+              <w:jc w:val="left"/>
+            </w:pPr>
+            <w:r>
+              <w:t xml:space="preserve">NFR-7</w:t>
+            </w:r>
+          </w:p>
+        </w:tc>
+        <w:tc>
+          <w:p>
+            <w:pPr>
+              <w:pStyle w:val="Compact"/>
+              <w:jc w:val="left"/>
+            </w:pPr>
+            <w:r>
+              <w:t xml:space="preserve">Determinism: repeated runs of the same cycle shall produce the same signal sequence, so comparisons are valid.</w:t>
+            </w:r>
+          </w:p>
+        </w:tc>
+        <w:tc>
+          <w:p>
+            <w:pPr>
+              <w:pStyle w:val="Compact"/>
+              <w:jc w:val="left"/>
+            </w:pPr>
+            <w:r>
+              <w:t xml:space="preserve">T</w:t>
+            </w:r>
+          </w:p>
+        </w:tc>
+        <w:tc>
+          <w:p>
+            <w:pPr>
+              <w:pStyle w:val="Compact"/>
+              <w:jc w:val="left"/>
+            </w:pPr>
+            <w:r>
+              <w:t xml:space="preserve">Partial</w:t>
+            </w:r>
+          </w:p>
+        </w:tc>
+        <w:tc>
+          <w:p>
+            <w:pPr>
+              <w:pStyle w:val="Compact"/>
+              <w:jc w:val="left"/>
+            </w:pPr>
+            <w:r>
+              <w:t xml:space="preserve">Same as FR-7: value sequence is deterministic in shape, sample timing is not. Fixed-step replay planned S4</w:t>
+            </w:r>
+          </w:p>
+        </w:tc>
+      </w:tr>
+      <w:tr>
+        <w:tc>
+          <w:p>
+            <w:pPr>
+              <w:pStyle w:val="Compact"/>
+              <w:jc w:val="left"/>
+            </w:pPr>
+            <w:r>
+              <w:t xml:space="preserve">NFR-8</w:t>
+            </w:r>
+          </w:p>
+        </w:tc>
+        <w:tc>
+          <w:p>
+            <w:pPr>
+              <w:pStyle w:val="Compact"/>
+              <w:jc w:val="left"/>
+            </w:pPr>
+            <w:r>
+              <w:t xml:space="preserve">Maintainability: upstream components shall be consumed at pinned versions, not floating heads.</w:t>
+            </w:r>
+          </w:p>
+        </w:tc>
+        <w:tc>
+          <w:p>
+            <w:pPr>
+              <w:pStyle w:val="Compact"/>
+              <w:jc w:val="left"/>
+            </w:pPr>
+            <w:r>
+              <w:t xml:space="preserve">I</w:t>
+            </w:r>
+          </w:p>
+        </w:tc>
+        <w:tc>
+          <w:p>
+            <w:pPr>
+              <w:pStyle w:val="Compact"/>
+              <w:jc w:val="left"/>
+            </w:pPr>
+            <w:r>
+              <w:t xml:space="preserve">Implemented</w:t>
+            </w:r>
+          </w:p>
+        </w:tc>
+        <w:tc>
+          <w:p>
+            <w:pPr>
+              <w:pStyle w:val="Compact"/>
+              <w:jc w:val="left"/>
+            </w:pPr>
+            <w:r>
+              <w:t xml:space="preserve">Broker by tag and digest; Python by</w:t>
+            </w:r>
+            <w:r>
+              <w:t xml:space="preserve"> </w:t>
+            </w:r>
+            <w:r>
+              <w:rPr>
+                <w:rStyle w:val="VerbatimChar"/>
+              </w:rPr>
+              <w:t xml:space="preserve">requirements.txt</w:t>
+            </w:r>
+            <w:r>
+              <w:t xml:space="preserve"> </w:t>
+            </w:r>
+            <w:r>
+              <w:t xml:space="preserve">on Python 3.11; VSS 6.0 and vss-tools 6.0; Dart by</w:t>
             </w:r>
             <w:r>
               <w:t xml:space="preserve"> </w:t>
@@ -4759,7 +4820,28 @@
               <w:t xml:space="preserve">pubspec.lock</w:t>
             </w:r>
             <w:r>
-              <w:t xml:space="preserve">. Remaining gap: the Flutter SDK version. Closing in S2</w:t>
+              <w:t xml:space="preserve">; Flutter 3.47.0 in</w:t>
+            </w:r>
+            <w:r>
+              <w:t xml:space="preserve"> </w:t>
+            </w:r>
+            <w:r>
+              <w:rPr>
+                <w:rStyle w:val="VerbatimChar"/>
+              </w:rPr>
+              <w:t xml:space="preserve">.fvmrc</w:t>
+            </w:r>
+            <w:r>
+              <w:t xml:space="preserve">, enforced by suite check</w:t>
+            </w:r>
+            <w:r>
+              <w:t xml:space="preserve"> </w:t>
+            </w:r>
+            <w:r>
+              <w:rPr>
+                <w:rStyle w:val="VerbatimChar"/>
+              </w:rPr>
+              <w:t xml:space="preserve">toolchain-pin</w:t>
             </w:r>
           </w:p>
         </w:tc>

--- a/pdf/PULSE-SyRS-001_System_Requirements.docx
+++ b/pdf/PULSE-SyRS-001_System_Requirements.docx
@@ -90,34 +90,32 @@
         </w:p>
       </w:sdtContent>
     </w:sdt>
+    <w:bookmarkStart w:id="21" w:name="document-control"/>
     <w:p>
       <w:pPr>
         <w:pStyle w:val="Heading1"/>
       </w:pPr>
-      <w:bookmarkStart w:id="20" w:name="document-control"/>
       <w:r>
         <w:t xml:space="preserve">Document control</w:t>
       </w:r>
-      <w:bookmarkEnd w:id="20"/>
     </w:p>
     <w:tbl>
       <w:tblPr>
         <w:tblStyle w:val="Table"/>
-        <w:tblW w:type="pct" w:w="0.0"/>
-        <w:tblLook w:firstRow="1"/>
+        <w:tblW w:type="pct" w:w="5000"/>
+        <w:tblLook w:firstRow="1" w:lastRow="0" w:firstColumn="0" w:lastColumn="0" w:noHBand="0" w:noVBand="0" w:val="0020"/>
+        <w:jc w:val="start"/>
       </w:tblPr>
-      <w:tblGrid/>
+      <w:tblGrid>
+        <w:gridCol w:w="1980"/>
+        <w:gridCol w:w="5940"/>
+      </w:tblGrid>
       <w:tr>
         <w:trPr>
-          <w:cnfStyle w:firstRow="1"/>
+          <w:tblHeader w:val="true"/>
         </w:trPr>
         <w:tc>
-          <w:tcPr>
-            <w:tcBorders>
-              <w:bottom w:val="single"/>
-            </w:tcBorders>
-            <w:vAlign w:val="bottom"/>
-          </w:tcPr>
+          <w:tcPr/>
           <w:p>
             <w:pPr>
               <w:pStyle w:val="Compact"/>
@@ -129,12 +127,7 @@
           </w:p>
         </w:tc>
         <w:tc>
-          <w:tcPr>
-            <w:tcBorders>
-              <w:bottom w:val="single"/>
-            </w:tcBorders>
-            <w:vAlign w:val="bottom"/>
-          </w:tcPr>
+          <w:tcPr/>
           <w:p>
             <w:pPr>
               <w:pStyle w:val="Compact"/>
@@ -148,6 +141,7 @@
       </w:tr>
       <w:tr>
         <w:tc>
+          <w:tcPr/>
           <w:p>
             <w:pPr>
               <w:pStyle w:val="Compact"/>
@@ -159,6 +153,7 @@
           </w:p>
         </w:tc>
         <w:tc>
+          <w:tcPr/>
           <w:p>
             <w:pPr>
               <w:pStyle w:val="Compact"/>
@@ -172,6 +167,7 @@
       </w:tr>
       <w:tr>
         <w:tc>
+          <w:tcPr/>
           <w:p>
             <w:pPr>
               <w:pStyle w:val="Compact"/>
@@ -183,6 +179,7 @@
           </w:p>
         </w:tc>
         <w:tc>
+          <w:tcPr/>
           <w:p>
             <w:pPr>
               <w:pStyle w:val="Compact"/>
@@ -196,6 +193,7 @@
       </w:tr>
       <w:tr>
         <w:tc>
+          <w:tcPr/>
           <w:p>
             <w:pPr>
               <w:pStyle w:val="Compact"/>
@@ -207,19 +205,21 @@
           </w:p>
         </w:tc>
         <w:tc>
-          <w:p>
-            <w:pPr>
-              <w:pStyle w:val="Compact"/>
-              <w:jc w:val="left"/>
-            </w:pPr>
-            <w:r>
-              <w:t xml:space="preserve">1.4</w:t>
-            </w:r>
-          </w:p>
-        </w:tc>
-      </w:tr>
-      <w:tr>
-        <w:tc>
+          <w:tcPr/>
+          <w:p>
+            <w:pPr>
+              <w:pStyle w:val="Compact"/>
+              <w:jc w:val="left"/>
+            </w:pPr>
+            <w:r>
+              <w:t xml:space="preserve">1.5</w:t>
+            </w:r>
+          </w:p>
+        </w:tc>
+      </w:tr>
+      <w:tr>
+        <w:tc>
+          <w:tcPr/>
           <w:p>
             <w:pPr>
               <w:pStyle w:val="Compact"/>
@@ -231,6 +231,7 @@
           </w:p>
         </w:tc>
         <w:tc>
+          <w:tcPr/>
           <w:p>
             <w:pPr>
               <w:pStyle w:val="Compact"/>
@@ -244,6 +245,7 @@
       </w:tr>
       <w:tr>
         <w:tc>
+          <w:tcPr/>
           <w:p>
             <w:pPr>
               <w:pStyle w:val="Compact"/>
@@ -255,19 +257,21 @@
           </w:p>
         </w:tc>
         <w:tc>
-          <w:p>
-            <w:pPr>
-              <w:pStyle w:val="Compact"/>
-              <w:jc w:val="left"/>
-            </w:pPr>
-            <w:r>
-              <w:t xml:space="preserve">2026-09-23</w:t>
-            </w:r>
-          </w:p>
-        </w:tc>
-      </w:tr>
-      <w:tr>
-        <w:tc>
+          <w:tcPr/>
+          <w:p>
+            <w:pPr>
+              <w:pStyle w:val="Compact"/>
+              <w:jc w:val="left"/>
+            </w:pPr>
+            <w:r>
+              <w:t xml:space="preserve">2026-10-02</w:t>
+            </w:r>
+          </w:p>
+        </w:tc>
+      </w:tr>
+      <w:tr>
+        <w:tc>
+          <w:tcPr/>
           <w:p>
             <w:pPr>
               <w:pStyle w:val="Compact"/>
@@ -279,6 +283,7 @@
           </w:p>
         </w:tc>
         <w:tc>
+          <w:tcPr/>
           <w:p>
             <w:pPr>
               <w:pStyle w:val="Compact"/>
@@ -292,6 +297,7 @@
       </w:tr>
       <w:tr>
         <w:tc>
+          <w:tcPr/>
           <w:p>
             <w:pPr>
               <w:pStyle w:val="Compact"/>
@@ -303,6 +309,7 @@
           </w:p>
         </w:tc>
         <w:tc>
+          <w:tcPr/>
           <w:p>
             <w:pPr>
               <w:pStyle w:val="Compact"/>
@@ -316,6 +323,7 @@
       </w:tr>
       <w:tr>
         <w:tc>
+          <w:tcPr/>
           <w:p>
             <w:pPr>
               <w:pStyle w:val="Compact"/>
@@ -327,6 +335,7 @@
           </w:p>
         </w:tc>
         <w:tc>
+          <w:tcPr/>
           <w:p>
             <w:pPr>
               <w:pStyle w:val="Compact"/>
@@ -340,6 +349,7 @@
       </w:tr>
       <w:tr>
         <w:tc>
+          <w:tcPr/>
           <w:p>
             <w:pPr>
               <w:pStyle w:val="Compact"/>
@@ -351,6 +361,7 @@
           </w:p>
         </w:tc>
         <w:tc>
+          <w:tcPr/>
           <w:p>
             <w:pPr>
               <w:pStyle w:val="Compact"/>
@@ -364,6 +375,7 @@
       </w:tr>
       <w:tr>
         <w:tc>
+          <w:tcPr/>
           <w:p>
             <w:pPr>
               <w:pStyle w:val="Compact"/>
@@ -375,6 +387,7 @@
           </w:p>
         </w:tc>
         <w:tc>
+          <w:tcPr/>
           <w:p>
             <w:pPr>
               <w:pStyle w:val="Compact"/>
@@ -387,21 +400,21 @@
         </w:tc>
       </w:tr>
     </w:tbl>
+    <w:bookmarkStart w:id="20" w:name="change-log"/>
     <w:p>
       <w:pPr>
         <w:pStyle w:val="Heading2"/>
       </w:pPr>
-      <w:bookmarkStart w:id="21" w:name="change-log"/>
       <w:r>
         <w:t xml:space="preserve">Change log</w:t>
       </w:r>
-      <w:bookmarkEnd w:id="21"/>
     </w:p>
     <w:tbl>
       <w:tblPr>
         <w:tblStyle w:val="Table"/>
-        <w:tblW w:type="pct" w:w="5000.0"/>
-        <w:tblLook w:firstRow="1"/>
+        <w:tblW w:type="pct" w:w="5000"/>
+        <w:tblLook w:firstRow="1" w:lastRow="0" w:firstColumn="0" w:lastColumn="0" w:noHBand="0" w:noVBand="0" w:val="0020"/>
+        <w:jc w:val="start"/>
       </w:tblPr>
       <w:tblGrid>
         <w:gridCol w:w="633"/>
@@ -411,15 +424,10 @@
       </w:tblGrid>
       <w:tr>
         <w:trPr>
-          <w:cnfStyle w:firstRow="1"/>
+          <w:tblHeader w:val="true"/>
         </w:trPr>
         <w:tc>
-          <w:tcPr>
-            <w:tcBorders>
-              <w:bottom w:val="single"/>
-            </w:tcBorders>
-            <w:vAlign w:val="bottom"/>
-          </w:tcPr>
+          <w:tcPr/>
           <w:p>
             <w:pPr>
               <w:pStyle w:val="Compact"/>
@@ -431,12 +439,7 @@
           </w:p>
         </w:tc>
         <w:tc>
-          <w:tcPr>
-            <w:tcBorders>
-              <w:bottom w:val="single"/>
-            </w:tcBorders>
-            <w:vAlign w:val="bottom"/>
-          </w:tcPr>
+          <w:tcPr/>
           <w:p>
             <w:pPr>
               <w:pStyle w:val="Compact"/>
@@ -448,12 +451,7 @@
           </w:p>
         </w:tc>
         <w:tc>
-          <w:tcPr>
-            <w:tcBorders>
-              <w:bottom w:val="single"/>
-            </w:tcBorders>
-            <w:vAlign w:val="bottom"/>
-          </w:tcPr>
+          <w:tcPr/>
           <w:p>
             <w:pPr>
               <w:pStyle w:val="Compact"/>
@@ -465,12 +463,7 @@
           </w:p>
         </w:tc>
         <w:tc>
-          <w:tcPr>
-            <w:tcBorders>
-              <w:bottom w:val="single"/>
-            </w:tcBorders>
-            <w:vAlign w:val="bottom"/>
-          </w:tcPr>
+          <w:tcPr/>
           <w:p>
             <w:pPr>
               <w:pStyle w:val="Compact"/>
@@ -484,6 +477,7 @@
       </w:tr>
       <w:tr>
         <w:tc>
+          <w:tcPr/>
           <w:p>
             <w:pPr>
               <w:pStyle w:val="Compact"/>
@@ -495,6 +489,7 @@
           </w:p>
         </w:tc>
         <w:tc>
+          <w:tcPr/>
           <w:p>
             <w:pPr>
               <w:pStyle w:val="Compact"/>
@@ -506,6 +501,7 @@
           </w:p>
         </w:tc>
         <w:tc>
+          <w:tcPr/>
           <w:p>
             <w:pPr>
               <w:pStyle w:val="Compact"/>
@@ -517,6 +513,7 @@
           </w:p>
         </w:tc>
         <w:tc>
+          <w:tcPr/>
           <w:p>
             <w:pPr>
               <w:pStyle w:val="Compact"/>
@@ -530,6 +527,7 @@
       </w:tr>
       <w:tr>
         <w:tc>
+          <w:tcPr/>
           <w:p>
             <w:pPr>
               <w:pStyle w:val="Compact"/>
@@ -541,6 +539,7 @@
           </w:p>
         </w:tc>
         <w:tc>
+          <w:tcPr/>
           <w:p>
             <w:pPr>
               <w:pStyle w:val="Compact"/>
@@ -552,6 +551,7 @@
           </w:p>
         </w:tc>
         <w:tc>
+          <w:tcPr/>
           <w:p>
             <w:pPr>
               <w:pStyle w:val="Compact"/>
@@ -563,6 +563,7 @@
           </w:p>
         </w:tc>
         <w:tc>
+          <w:tcPr/>
           <w:p>
             <w:pPr>
               <w:pStyle w:val="Compact"/>
@@ -576,6 +577,7 @@
       </w:tr>
       <w:tr>
         <w:tc>
+          <w:tcPr/>
           <w:p>
             <w:pPr>
               <w:pStyle w:val="Compact"/>
@@ -587,6 +589,7 @@
           </w:p>
         </w:tc>
         <w:tc>
+          <w:tcPr/>
           <w:p>
             <w:pPr>
               <w:pStyle w:val="Compact"/>
@@ -598,6 +601,7 @@
           </w:p>
         </w:tc>
         <w:tc>
+          <w:tcPr/>
           <w:p>
             <w:pPr>
               <w:pStyle w:val="Compact"/>
@@ -609,6 +613,7 @@
           </w:p>
         </w:tc>
         <w:tc>
+          <w:tcPr/>
           <w:p>
             <w:pPr>
               <w:pStyle w:val="Compact"/>
@@ -622,6 +627,7 @@
       </w:tr>
       <w:tr>
         <w:tc>
+          <w:tcPr/>
           <w:p>
             <w:pPr>
               <w:pStyle w:val="Compact"/>
@@ -633,6 +639,7 @@
           </w:p>
         </w:tc>
         <w:tc>
+          <w:tcPr/>
           <w:p>
             <w:pPr>
               <w:pStyle w:val="Compact"/>
@@ -644,6 +651,7 @@
           </w:p>
         </w:tc>
         <w:tc>
+          <w:tcPr/>
           <w:p>
             <w:pPr>
               <w:pStyle w:val="Compact"/>
@@ -655,6 +663,7 @@
           </w:p>
         </w:tc>
         <w:tc>
+          <w:tcPr/>
           <w:p>
             <w:pPr>
               <w:pStyle w:val="Compact"/>
@@ -677,6 +686,7 @@
       </w:tr>
       <w:tr>
         <w:tc>
+          <w:tcPr/>
           <w:p>
             <w:pPr>
               <w:pStyle w:val="Compact"/>
@@ -688,6 +698,7 @@
           </w:p>
         </w:tc>
         <w:tc>
+          <w:tcPr/>
           <w:p>
             <w:pPr>
               <w:pStyle w:val="Compact"/>
@@ -699,6 +710,7 @@
           </w:p>
         </w:tc>
         <w:tc>
+          <w:tcPr/>
           <w:p>
             <w:pPr>
               <w:pStyle w:val="Compact"/>
@@ -710,6 +722,7 @@
           </w:p>
         </w:tc>
         <w:tc>
+          <w:tcPr/>
           <w:p>
             <w:pPr>
               <w:pStyle w:val="Compact"/>
@@ -723,6 +736,7 @@
       </w:tr>
       <w:tr>
         <w:tc>
+          <w:tcPr/>
           <w:p>
             <w:pPr>
               <w:pStyle w:val="Compact"/>
@@ -734,6 +748,7 @@
           </w:p>
         </w:tc>
         <w:tc>
+          <w:tcPr/>
           <w:p>
             <w:pPr>
               <w:pStyle w:val="Compact"/>
@@ -745,6 +760,7 @@
           </w:p>
         </w:tc>
         <w:tc>
+          <w:tcPr/>
           <w:p>
             <w:pPr>
               <w:pStyle w:val="Compact"/>
@@ -756,6 +772,7 @@
           </w:p>
         </w:tc>
         <w:tc>
+          <w:tcPr/>
           <w:p>
             <w:pPr>
               <w:pStyle w:val="Compact"/>
@@ -767,26 +784,106 @@
           </w:p>
         </w:tc>
       </w:tr>
+      <w:tr>
+        <w:tc>
+          <w:tcPr/>
+          <w:p>
+            <w:pPr>
+              <w:pStyle w:val="Compact"/>
+              <w:jc w:val="left"/>
+            </w:pPr>
+            <w:r>
+              <w:t xml:space="preserve">1.5</w:t>
+            </w:r>
+          </w:p>
+        </w:tc>
+        <w:tc>
+          <w:tcPr/>
+          <w:p>
+            <w:pPr>
+              <w:pStyle w:val="Compact"/>
+              <w:jc w:val="left"/>
+            </w:pPr>
+            <w:r>
+              <w:t xml:space="preserve">2026-10-02</w:t>
+            </w:r>
+          </w:p>
+        </w:tc>
+        <w:tc>
+          <w:tcPr/>
+          <w:p>
+            <w:pPr>
+              <w:pStyle w:val="Compact"/>
+              <w:jc w:val="left"/>
+            </w:pPr>
+            <w:r>
+              <w:t xml:space="preserve">A. Abdelghany</w:t>
+            </w:r>
+          </w:p>
+        </w:tc>
+        <w:tc>
+          <w:tcPr/>
+          <w:p>
+            <w:pPr>
+              <w:pStyle w:val="Compact"/>
+              <w:jc w:val="left"/>
+            </w:pPr>
+            <w:r>
+              <w:t xml:space="preserve">FR-13 to Implemented: the Compose cluster now consumes the same 28 signals. FR-8 evidence extended to the simulator’s CAN mode and the</w:t>
+            </w:r>
+            <w:r>
+              <w:t xml:space="preserve"> </w:t>
+            </w:r>
+            <w:r>
+              <w:rPr>
+                <w:rStyle w:val="VerbatimChar"/>
+              </w:rPr>
+              <w:t xml:space="preserve">can-decode</w:t>
+            </w:r>
+            <w:r>
+              <w:t xml:space="preserve"> </w:t>
+            </w:r>
+            <w:r>
+              <w:t xml:space="preserve">and</w:t>
+            </w:r>
+            <w:r>
+              <w:t xml:space="preserve"> </w:t>
+            </w:r>
+            <w:r>
+              <w:rPr>
+                <w:rStyle w:val="VerbatimChar"/>
+              </w:rPr>
+              <w:t xml:space="preserve">can-path</w:t>
+            </w:r>
+            <w:r>
+              <w:t xml:space="preserve"> </w:t>
+            </w:r>
+            <w:r>
+              <w:t xml:space="preserve">checks. FR-12 and NFR-5 evidence updated from a second host</w:t>
+            </w:r>
+          </w:p>
+        </w:tc>
+      </w:tr>
     </w:tbl>
+    <w:bookmarkEnd w:id="20"/>
+    <w:bookmarkEnd w:id="21"/>
+    <w:bookmarkStart w:id="28" w:name="introduction"/>
     <w:p>
       <w:pPr>
         <w:pStyle w:val="Heading1"/>
       </w:pPr>
-      <w:bookmarkStart w:id="22" w:name="introduction"/>
       <w:r>
         <w:t xml:space="preserve">1. Introduction</w:t>
       </w:r>
-      <w:bookmarkEnd w:id="22"/>
     </w:p>
+    <w:bookmarkStart w:id="22" w:name="purpose"/>
     <w:p>
       <w:pPr>
         <w:pStyle w:val="Heading2"/>
       </w:pPr>
-      <w:bookmarkStart w:id="23" w:name="purpose"/>
       <w:r>
         <w:t xml:space="preserve">1.1 Purpose</w:t>
       </w:r>
-      <w:bookmarkEnd w:id="23"/>
     </w:p>
     <w:p>
       <w:pPr>
@@ -796,15 +893,15 @@
         <w:t xml:space="preserve">This document states what the PULSE system shall do, in numbered, verifiable requirements. It realises the stakeholder needs in PULSE-StRS-001. The architecture that satisfies these requirements is in PULSE-SAD-001. Functional-safety and cybersecurity requirements are held in PULSE-SAF-001 and PULSE-SEC-001 so that their respective reviewers own them.</w:t>
       </w:r>
     </w:p>
+    <w:bookmarkEnd w:id="22"/>
+    <w:bookmarkStart w:id="23" w:name="conventions"/>
     <w:p>
       <w:pPr>
         <w:pStyle w:val="Heading2"/>
       </w:pPr>
-      <w:bookmarkStart w:id="24" w:name="conventions"/>
       <w:r>
         <w:t xml:space="preserve">1.2 Conventions</w:t>
       </w:r>
-      <w:bookmarkEnd w:id="24"/>
     </w:p>
     <w:p>
       <w:pPr>
@@ -856,6 +953,7 @@
       </w:pPr>
       <w:r>
         <w:rPr>
+          <w:bCs/>
           <w:b/>
         </w:rPr>
         <w:t xml:space="preserve">Verification method</w:t>
@@ -870,8 +968,9 @@
     <w:tbl>
       <w:tblPr>
         <w:tblStyle w:val="Table"/>
-        <w:tblW w:type="pct" w:w="5000.0"/>
-        <w:tblLook w:firstRow="1"/>
+        <w:tblW w:type="pct" w:w="5000"/>
+        <w:tblLook w:firstRow="1" w:lastRow="0" w:firstColumn="0" w:lastColumn="0" w:noHBand="0" w:noVBand="0" w:val="0020"/>
+        <w:jc w:val="start"/>
       </w:tblPr>
       <w:tblGrid>
         <w:gridCol w:w="633"/>
@@ -880,15 +979,10 @@
       </w:tblGrid>
       <w:tr>
         <w:trPr>
-          <w:cnfStyle w:firstRow="1"/>
+          <w:tblHeader w:val="true"/>
         </w:trPr>
         <w:tc>
-          <w:tcPr>
-            <w:tcBorders>
-              <w:bottom w:val="single"/>
-            </w:tcBorders>
-            <w:vAlign w:val="bottom"/>
-          </w:tcPr>
+          <w:tcPr/>
           <w:p>
             <w:pPr>
               <w:pStyle w:val="Compact"/>
@@ -900,12 +994,7 @@
           </w:p>
         </w:tc>
         <w:tc>
-          <w:tcPr>
-            <w:tcBorders>
-              <w:bottom w:val="single"/>
-            </w:tcBorders>
-            <w:vAlign w:val="bottom"/>
-          </w:tcPr>
+          <w:tcPr/>
           <w:p>
             <w:pPr>
               <w:pStyle w:val="Compact"/>
@@ -917,12 +1006,7 @@
           </w:p>
         </w:tc>
         <w:tc>
-          <w:tcPr>
-            <w:tcBorders>
-              <w:bottom w:val="single"/>
-            </w:tcBorders>
-            <w:vAlign w:val="bottom"/>
-          </w:tcPr>
+          <w:tcPr/>
           <w:p>
             <w:pPr>
               <w:pStyle w:val="Compact"/>
@@ -936,6 +1020,7 @@
       </w:tr>
       <w:tr>
         <w:tc>
+          <w:tcPr/>
           <w:p>
             <w:pPr>
               <w:pStyle w:val="Compact"/>
@@ -947,6 +1032,7 @@
           </w:p>
         </w:tc>
         <w:tc>
+          <w:tcPr/>
           <w:p>
             <w:pPr>
               <w:pStyle w:val="Compact"/>
@@ -958,6 +1044,7 @@
           </w:p>
         </w:tc>
         <w:tc>
+          <w:tcPr/>
           <w:p>
             <w:pPr>
               <w:pStyle w:val="Compact"/>
@@ -971,6 +1058,7 @@
       </w:tr>
       <w:tr>
         <w:tc>
+          <w:tcPr/>
           <w:p>
             <w:pPr>
               <w:pStyle w:val="Compact"/>
@@ -982,6 +1070,7 @@
           </w:p>
         </w:tc>
         <w:tc>
+          <w:tcPr/>
           <w:p>
             <w:pPr>
               <w:pStyle w:val="Compact"/>
@@ -993,6 +1082,7 @@
           </w:p>
         </w:tc>
         <w:tc>
+          <w:tcPr/>
           <w:p>
             <w:pPr>
               <w:pStyle w:val="Compact"/>
@@ -1006,6 +1096,7 @@
       </w:tr>
       <w:tr>
         <w:tc>
+          <w:tcPr/>
           <w:p>
             <w:pPr>
               <w:pStyle w:val="Compact"/>
@@ -1017,6 +1108,7 @@
           </w:p>
         </w:tc>
         <w:tc>
+          <w:tcPr/>
           <w:p>
             <w:pPr>
               <w:pStyle w:val="Compact"/>
@@ -1028,6 +1120,7 @@
           </w:p>
         </w:tc>
         <w:tc>
+          <w:tcPr/>
           <w:p>
             <w:pPr>
               <w:pStyle w:val="Compact"/>
@@ -1041,6 +1134,7 @@
       </w:tr>
       <w:tr>
         <w:tc>
+          <w:tcPr/>
           <w:p>
             <w:pPr>
               <w:pStyle w:val="Compact"/>
@@ -1052,6 +1146,7 @@
           </w:p>
         </w:tc>
         <w:tc>
+          <w:tcPr/>
           <w:p>
             <w:pPr>
               <w:pStyle w:val="Compact"/>
@@ -1063,6 +1158,7 @@
           </w:p>
         </w:tc>
         <w:tc>
+          <w:tcPr/>
           <w:p>
             <w:pPr>
               <w:pStyle w:val="Compact"/>
@@ -1081,6 +1177,7 @@
       </w:pPr>
       <w:r>
         <w:rPr>
+          <w:bCs/>
           <w:b/>
         </w:rPr>
         <w:t xml:space="preserve">Status at week 3</w:t>
@@ -1095,21 +1192,20 @@
     <w:tbl>
       <w:tblPr>
         <w:tblStyle w:val="Table"/>
-        <w:tblW w:type="pct" w:w="0.0"/>
-        <w:tblLook w:firstRow="1"/>
+        <w:tblW w:type="pct" w:w="5000"/>
+        <w:tblLook w:firstRow="1" w:lastRow="0" w:firstColumn="0" w:lastColumn="0" w:noHBand="0" w:noVBand="0" w:val="0020"/>
+        <w:jc w:val="start"/>
       </w:tblPr>
-      <w:tblGrid/>
+      <w:tblGrid>
+        <w:gridCol w:w="1742"/>
+        <w:gridCol w:w="6177"/>
+      </w:tblGrid>
       <w:tr>
         <w:trPr>
-          <w:cnfStyle w:firstRow="1"/>
+          <w:tblHeader w:val="true"/>
         </w:trPr>
         <w:tc>
-          <w:tcPr>
-            <w:tcBorders>
-              <w:bottom w:val="single"/>
-            </w:tcBorders>
-            <w:vAlign w:val="bottom"/>
-          </w:tcPr>
+          <w:tcPr/>
           <w:p>
             <w:pPr>
               <w:pStyle w:val="Compact"/>
@@ -1121,12 +1217,7 @@
           </w:p>
         </w:tc>
         <w:tc>
-          <w:tcPr>
-            <w:tcBorders>
-              <w:bottom w:val="single"/>
-            </w:tcBorders>
-            <w:vAlign w:val="bottom"/>
-          </w:tcPr>
+          <w:tcPr/>
           <w:p>
             <w:pPr>
               <w:pStyle w:val="Compact"/>
@@ -1140,6 +1231,7 @@
       </w:tr>
       <w:tr>
         <w:tc>
+          <w:tcPr/>
           <w:p>
             <w:pPr>
               <w:pStyle w:val="Compact"/>
@@ -1151,6 +1243,7 @@
           </w:p>
         </w:tc>
         <w:tc>
+          <w:tcPr/>
           <w:p>
             <w:pPr>
               <w:pStyle w:val="Compact"/>
@@ -1164,6 +1257,7 @@
       </w:tr>
       <w:tr>
         <w:tc>
+          <w:tcPr/>
           <w:p>
             <w:pPr>
               <w:pStyle w:val="Compact"/>
@@ -1175,6 +1269,7 @@
           </w:p>
         </w:tc>
         <w:tc>
+          <w:tcPr/>
           <w:p>
             <w:pPr>
               <w:pStyle w:val="Compact"/>
@@ -1188,6 +1283,7 @@
       </w:tr>
       <w:tr>
         <w:tc>
+          <w:tcPr/>
           <w:p>
             <w:pPr>
               <w:pStyle w:val="Compact"/>
@@ -1199,6 +1295,7 @@
           </w:p>
         </w:tc>
         <w:tc>
+          <w:tcPr/>
           <w:p>
             <w:pPr>
               <w:pStyle w:val="Compact"/>
@@ -1243,15 +1340,15 @@
         <w:t xml:space="preserve">, which scans both HMI sources for CAN, DBC and SocketCAN tokens and fails the build if it finds one. Every requirement row in this document is read the same way: what shall happen, how it is proved, where it stands, and what to open to see for yourself.</w:t>
       </w:r>
     </w:p>
+    <w:bookmarkEnd w:id="23"/>
+    <w:bookmarkStart w:id="27" w:name="system-overview"/>
     <w:p>
       <w:pPr>
         <w:pStyle w:val="Heading2"/>
       </w:pPr>
-      <w:bookmarkStart w:id="25" w:name="system-overview"/>
       <w:r>
         <w:t xml:space="preserve">1.3 System overview</w:t>
       </w:r>
-      <w:bookmarkEnd w:id="25"/>
     </w:p>
     <w:p>
       <w:pPr>
@@ -1270,18 +1367,18 @@
           <wp:inline>
             <wp:extent cx="5334000" cy="2837132"/>
             <wp:effectExtent b="0" l="0" r="0" t="0"/>
-            <wp:docPr descr="Where each requirement group applies on the system. Safety and security IDs are shown where they bite; their text lives in PULSE-SAF-001 and PULSE-SEC-001." title="" id="1" name="Picture"/>
+            <wp:docPr descr="Where each requirement group applies on the system. Safety and security IDs are shown where they bite; their text lives in PULSE-SAF-001 and PULSE-SEC-001." title="" id="25" name="Picture"/>
             <a:graphic>
               <a:graphicData uri="http://schemas.openxmlformats.org/drawingml/2006/picture">
                 <pic:pic>
                   <pic:nvPicPr>
-                    <pic:cNvPr descr="diagrams/requirements-map.png" id="0" name="Picture"/>
+                    <pic:cNvPr descr="diagrams/requirements-map.png" id="26" name="Picture"/>
                     <pic:cNvPicPr>
                       <a:picLocks noChangeArrowheads="1" noChangeAspect="1"/>
                     </pic:cNvPicPr>
                   </pic:nvPicPr>
                   <pic:blipFill>
-                    <a:blip r:embed="rId26"/>
+                    <a:blip r:embed="rId24"/>
                     <a:stretch>
                       <a:fillRect/>
                     </a:stretch>
@@ -1336,31 +1433,32 @@
         <w:t xml:space="preserve">.</w:t>
       </w:r>
     </w:p>
+    <w:bookmarkEnd w:id="27"/>
+    <w:bookmarkEnd w:id="28"/>
+    <w:bookmarkStart w:id="35" w:name="functional-requirements"/>
     <w:p>
       <w:pPr>
         <w:pStyle w:val="Heading1"/>
       </w:pPr>
-      <w:bookmarkStart w:id="27" w:name="functional-requirements"/>
       <w:r>
         <w:t xml:space="preserve">2. Functional requirements</w:t>
       </w:r>
-      <w:bookmarkEnd w:id="27"/>
     </w:p>
+    <w:bookmarkStart w:id="29" w:name="vehicle-data-abstraction"/>
     <w:p>
       <w:pPr>
         <w:pStyle w:val="Heading2"/>
       </w:pPr>
-      <w:bookmarkStart w:id="28" w:name="vehicle-data-abstraction"/>
       <w:r>
         <w:t xml:space="preserve">2.1 Vehicle data abstraction</w:t>
       </w:r>
-      <w:bookmarkEnd w:id="28"/>
     </w:p>
     <w:tbl>
       <w:tblPr>
         <w:tblStyle w:val="Table"/>
-        <w:tblW w:type="pct" w:w="5000.0"/>
-        <w:tblLook w:firstRow="1"/>
+        <w:tblW w:type="pct" w:w="5000"/>
+        <w:tblLook w:firstRow="1" w:lastRow="0" w:firstColumn="0" w:lastColumn="0" w:noHBand="0" w:noVBand="0" w:val="0020"/>
+        <w:jc w:val="start"/>
       </w:tblPr>
       <w:tblGrid>
         <w:gridCol w:w="554"/>
@@ -1371,15 +1469,10 @@
       </w:tblGrid>
       <w:tr>
         <w:trPr>
-          <w:cnfStyle w:firstRow="1"/>
+          <w:tblHeader w:val="true"/>
         </w:trPr>
         <w:tc>
-          <w:tcPr>
-            <w:tcBorders>
-              <w:bottom w:val="single"/>
-            </w:tcBorders>
-            <w:vAlign w:val="bottom"/>
-          </w:tcPr>
+          <w:tcPr/>
           <w:p>
             <w:pPr>
               <w:pStyle w:val="Compact"/>
@@ -1391,12 +1484,7 @@
           </w:p>
         </w:tc>
         <w:tc>
-          <w:tcPr>
-            <w:tcBorders>
-              <w:bottom w:val="single"/>
-            </w:tcBorders>
-            <w:vAlign w:val="bottom"/>
-          </w:tcPr>
+          <w:tcPr/>
           <w:p>
             <w:pPr>
               <w:pStyle w:val="Compact"/>
@@ -1408,12 +1496,7 @@
           </w:p>
         </w:tc>
         <w:tc>
-          <w:tcPr>
-            <w:tcBorders>
-              <w:bottom w:val="single"/>
-            </w:tcBorders>
-            <w:vAlign w:val="bottom"/>
-          </w:tcPr>
+          <w:tcPr/>
           <w:p>
             <w:pPr>
               <w:pStyle w:val="Compact"/>
@@ -1425,12 +1508,7 @@
           </w:p>
         </w:tc>
         <w:tc>
-          <w:tcPr>
-            <w:tcBorders>
-              <w:bottom w:val="single"/>
-            </w:tcBorders>
-            <w:vAlign w:val="bottom"/>
-          </w:tcPr>
+          <w:tcPr/>
           <w:p>
             <w:pPr>
               <w:pStyle w:val="Compact"/>
@@ -1442,12 +1520,7 @@
           </w:p>
         </w:tc>
         <w:tc>
-          <w:tcPr>
-            <w:tcBorders>
-              <w:bottom w:val="single"/>
-            </w:tcBorders>
-            <w:vAlign w:val="bottom"/>
-          </w:tcPr>
+          <w:tcPr/>
           <w:p>
             <w:pPr>
               <w:pStyle w:val="Compact"/>
@@ -1461,6 +1534,7 @@
       </w:tr>
       <w:tr>
         <w:tc>
+          <w:tcPr/>
           <w:p>
             <w:pPr>
               <w:pStyle w:val="Compact"/>
@@ -1472,6 +1546,7 @@
           </w:p>
         </w:tc>
         <w:tc>
+          <w:tcPr/>
           <w:p>
             <w:pPr>
               <w:pStyle w:val="Compact"/>
@@ -1483,6 +1558,7 @@
           </w:p>
         </w:tc>
         <w:tc>
+          <w:tcPr/>
           <w:p>
             <w:pPr>
               <w:pStyle w:val="Compact"/>
@@ -1494,6 +1570,7 @@
           </w:p>
         </w:tc>
         <w:tc>
+          <w:tcPr/>
           <w:p>
             <w:pPr>
               <w:pStyle w:val="Compact"/>
@@ -1505,6 +1582,7 @@
           </w:p>
         </w:tc>
         <w:tc>
+          <w:tcPr/>
           <w:p>
             <w:pPr>
               <w:pStyle w:val="Compact"/>
@@ -1527,6 +1605,7 @@
       </w:tr>
       <w:tr>
         <w:tc>
+          <w:tcPr/>
           <w:p>
             <w:pPr>
               <w:pStyle w:val="Compact"/>
@@ -1538,6 +1617,7 @@
           </w:p>
         </w:tc>
         <w:tc>
+          <w:tcPr/>
           <w:p>
             <w:pPr>
               <w:pStyle w:val="Compact"/>
@@ -1549,6 +1629,7 @@
           </w:p>
         </w:tc>
         <w:tc>
+          <w:tcPr/>
           <w:p>
             <w:pPr>
               <w:pStyle w:val="Compact"/>
@@ -1560,6 +1641,7 @@
           </w:p>
         </w:tc>
         <w:tc>
+          <w:tcPr/>
           <w:p>
             <w:pPr>
               <w:pStyle w:val="Compact"/>
@@ -1571,6 +1653,7 @@
           </w:p>
         </w:tc>
         <w:tc>
+          <w:tcPr/>
           <w:p>
             <w:pPr>
               <w:pStyle w:val="Compact"/>
@@ -1614,6 +1697,7 @@
       </w:tr>
       <w:tr>
         <w:tc>
+          <w:tcPr/>
           <w:p>
             <w:pPr>
               <w:pStyle w:val="Compact"/>
@@ -1625,6 +1709,7 @@
           </w:p>
         </w:tc>
         <w:tc>
+          <w:tcPr/>
           <w:p>
             <w:pPr>
               <w:pStyle w:val="Compact"/>
@@ -1636,6 +1721,7 @@
           </w:p>
         </w:tc>
         <w:tc>
+          <w:tcPr/>
           <w:p>
             <w:pPr>
               <w:pStyle w:val="Compact"/>
@@ -1647,6 +1733,7 @@
           </w:p>
         </w:tc>
         <w:tc>
+          <w:tcPr/>
           <w:p>
             <w:pPr>
               <w:pStyle w:val="Compact"/>
@@ -1658,6 +1745,7 @@
           </w:p>
         </w:tc>
         <w:tc>
+          <w:tcPr/>
           <w:p>
             <w:pPr>
               <w:pStyle w:val="Compact"/>
@@ -1695,6 +1783,7 @@
       </w:tr>
       <w:tr>
         <w:tc>
+          <w:tcPr/>
           <w:p>
             <w:pPr>
               <w:pStyle w:val="Compact"/>
@@ -1706,6 +1795,7 @@
           </w:p>
         </w:tc>
         <w:tc>
+          <w:tcPr/>
           <w:p>
             <w:pPr>
               <w:pStyle w:val="Compact"/>
@@ -1717,6 +1807,7 @@
           </w:p>
         </w:tc>
         <w:tc>
+          <w:tcPr/>
           <w:p>
             <w:pPr>
               <w:pStyle w:val="Compact"/>
@@ -1728,6 +1819,7 @@
           </w:p>
         </w:tc>
         <w:tc>
+          <w:tcPr/>
           <w:p>
             <w:pPr>
               <w:pStyle w:val="Compact"/>
@@ -1739,6 +1831,7 @@
           </w:p>
         </w:tc>
         <w:tc>
+          <w:tcPr/>
           <w:p>
             <w:pPr>
               <w:pStyle w:val="Compact"/>
@@ -1761,6 +1854,7 @@
       </w:tr>
       <w:tr>
         <w:tc>
+          <w:tcPr/>
           <w:p>
             <w:pPr>
               <w:pStyle w:val="Compact"/>
@@ -1772,6 +1866,7 @@
           </w:p>
         </w:tc>
         <w:tc>
+          <w:tcPr/>
           <w:p>
             <w:pPr>
               <w:pStyle w:val="Compact"/>
@@ -1783,6 +1878,7 @@
           </w:p>
         </w:tc>
         <w:tc>
+          <w:tcPr/>
           <w:p>
             <w:pPr>
               <w:pStyle w:val="Compact"/>
@@ -1794,6 +1890,7 @@
           </w:p>
         </w:tc>
         <w:tc>
+          <w:tcPr/>
           <w:p>
             <w:pPr>
               <w:pStyle w:val="Compact"/>
@@ -1805,6 +1902,7 @@
           </w:p>
         </w:tc>
         <w:tc>
+          <w:tcPr/>
           <w:p>
             <w:pPr>
               <w:pStyle w:val="Compact"/>
@@ -1817,21 +1915,22 @@
         </w:tc>
       </w:tr>
     </w:tbl>
+    <w:bookmarkEnd w:id="29"/>
+    <w:bookmarkStart w:id="30" w:name="telemetry-source"/>
     <w:p>
       <w:pPr>
         <w:pStyle w:val="Heading2"/>
       </w:pPr>
-      <w:bookmarkStart w:id="29" w:name="telemetry-source"/>
       <w:r>
         <w:t xml:space="preserve">2.2 Telemetry source</w:t>
       </w:r>
-      <w:bookmarkEnd w:id="29"/>
     </w:p>
     <w:tbl>
       <w:tblPr>
         <w:tblStyle w:val="Table"/>
-        <w:tblW w:type="pct" w:w="5000.0"/>
-        <w:tblLook w:firstRow="1"/>
+        <w:tblW w:type="pct" w:w="5000"/>
+        <w:tblLook w:firstRow="1" w:lastRow="0" w:firstColumn="0" w:lastColumn="0" w:noHBand="0" w:noVBand="0" w:val="0020"/>
+        <w:jc w:val="start"/>
       </w:tblPr>
       <w:tblGrid>
         <w:gridCol w:w="554"/>
@@ -1842,15 +1941,10 @@
       </w:tblGrid>
       <w:tr>
         <w:trPr>
-          <w:cnfStyle w:firstRow="1"/>
+          <w:tblHeader w:val="true"/>
         </w:trPr>
         <w:tc>
-          <w:tcPr>
-            <w:tcBorders>
-              <w:bottom w:val="single"/>
-            </w:tcBorders>
-            <w:vAlign w:val="bottom"/>
-          </w:tcPr>
+          <w:tcPr/>
           <w:p>
             <w:pPr>
               <w:pStyle w:val="Compact"/>
@@ -1862,12 +1956,7 @@
           </w:p>
         </w:tc>
         <w:tc>
-          <w:tcPr>
-            <w:tcBorders>
-              <w:bottom w:val="single"/>
-            </w:tcBorders>
-            <w:vAlign w:val="bottom"/>
-          </w:tcPr>
+          <w:tcPr/>
           <w:p>
             <w:pPr>
               <w:pStyle w:val="Compact"/>
@@ -1879,12 +1968,7 @@
           </w:p>
         </w:tc>
         <w:tc>
-          <w:tcPr>
-            <w:tcBorders>
-              <w:bottom w:val="single"/>
-            </w:tcBorders>
-            <w:vAlign w:val="bottom"/>
-          </w:tcPr>
+          <w:tcPr/>
           <w:p>
             <w:pPr>
               <w:pStyle w:val="Compact"/>
@@ -1896,12 +1980,7 @@
           </w:p>
         </w:tc>
         <w:tc>
-          <w:tcPr>
-            <w:tcBorders>
-              <w:bottom w:val="single"/>
-            </w:tcBorders>
-            <w:vAlign w:val="bottom"/>
-          </w:tcPr>
+          <w:tcPr/>
           <w:p>
             <w:pPr>
               <w:pStyle w:val="Compact"/>
@@ -1913,12 +1992,7 @@
           </w:p>
         </w:tc>
         <w:tc>
-          <w:tcPr>
-            <w:tcBorders>
-              <w:bottom w:val="single"/>
-            </w:tcBorders>
-            <w:vAlign w:val="bottom"/>
-          </w:tcPr>
+          <w:tcPr/>
           <w:p>
             <w:pPr>
               <w:pStyle w:val="Compact"/>
@@ -1932,6 +2006,7 @@
       </w:tr>
       <w:tr>
         <w:tc>
+          <w:tcPr/>
           <w:p>
             <w:pPr>
               <w:pStyle w:val="Compact"/>
@@ -1943,6 +2018,7 @@
           </w:p>
         </w:tc>
         <w:tc>
+          <w:tcPr/>
           <w:p>
             <w:pPr>
               <w:pStyle w:val="Compact"/>
@@ -1954,6 +2030,7 @@
           </w:p>
         </w:tc>
         <w:tc>
+          <w:tcPr/>
           <w:p>
             <w:pPr>
               <w:pStyle w:val="Compact"/>
@@ -1965,6 +2042,7 @@
           </w:p>
         </w:tc>
         <w:tc>
+          <w:tcPr/>
           <w:p>
             <w:pPr>
               <w:pStyle w:val="Compact"/>
@@ -1976,6 +2054,7 @@
           </w:p>
         </w:tc>
         <w:tc>
+          <w:tcPr/>
           <w:p>
             <w:pPr>
               <w:pStyle w:val="Compact"/>
@@ -2010,6 +2089,7 @@
       </w:tr>
       <w:tr>
         <w:tc>
+          <w:tcPr/>
           <w:p>
             <w:pPr>
               <w:pStyle w:val="Compact"/>
@@ -2021,6 +2101,7 @@
           </w:p>
         </w:tc>
         <w:tc>
+          <w:tcPr/>
           <w:p>
             <w:pPr>
               <w:pStyle w:val="Compact"/>
@@ -2032,6 +2113,7 @@
           </w:p>
         </w:tc>
         <w:tc>
+          <w:tcPr/>
           <w:p>
             <w:pPr>
               <w:pStyle w:val="Compact"/>
@@ -2043,6 +2125,7 @@
           </w:p>
         </w:tc>
         <w:tc>
+          <w:tcPr/>
           <w:p>
             <w:pPr>
               <w:pStyle w:val="Compact"/>
@@ -2054,6 +2137,7 @@
           </w:p>
         </w:tc>
         <w:tc>
+          <w:tcPr/>
           <w:p>
             <w:pPr>
               <w:pStyle w:val="Compact"/>
@@ -2067,6 +2151,7 @@
       </w:tr>
       <w:tr>
         <w:tc>
+          <w:tcPr/>
           <w:p>
             <w:pPr>
               <w:pStyle w:val="Compact"/>
@@ -2078,6 +2163,7 @@
           </w:p>
         </w:tc>
         <w:tc>
+          <w:tcPr/>
           <w:p>
             <w:pPr>
               <w:pStyle w:val="Compact"/>
@@ -2089,6 +2175,7 @@
           </w:p>
         </w:tc>
         <w:tc>
+          <w:tcPr/>
           <w:p>
             <w:pPr>
               <w:pStyle w:val="Compact"/>
@@ -2100,6 +2187,7 @@
           </w:p>
         </w:tc>
         <w:tc>
+          <w:tcPr/>
           <w:p>
             <w:pPr>
               <w:pStyle w:val="Compact"/>
@@ -2111,16 +2199,14 @@
           </w:p>
         </w:tc>
         <w:tc>
-          <w:p>
-            <w:pPr>
-              <w:pStyle w:val="Compact"/>
-              <w:jc w:val="left"/>
-            </w:pPr>
-            <w:r>
-              <w:t xml:space="preserve">Proven on a virtual bus:</w:t>
-            </w:r>
-            <w:r>
-              <w:t xml:space="preserve"> </w:t>
+          <w:tcPr/>
+          <w:p>
+            <w:pPr>
+              <w:pStyle w:val="Compact"/>
+              <w:jc w:val="left"/>
+            </w:pPr>
+            <w:r>
+              <w:t xml:space="preserve">Proven on a virtual bus on 23 September (</w:t>
             </w:r>
             <w:r>
               <w:rPr>
@@ -2129,10 +2215,67 @@
               <w:t xml:space="preserve">scripts/can_spike.py</w:t>
             </w:r>
             <w:r>
-              <w:t xml:space="preserve"> </w:t>
-            </w:r>
-            <w:r>
-              <w:t xml:space="preserve">feeds three frames on</w:t>
+              <w:t xml:space="preserve">). Since 2 October the simulator can act as the vehicle’s ECUs (</w:t>
+            </w:r>
+            <w:r>
+              <w:rPr>
+                <w:rStyle w:val="VerbatimChar"/>
+              </w:rPr>
+              <w:t xml:space="preserve">SIM_CAN=vcan0</w:t>
+            </w:r>
+            <w:r>
+              <w:t xml:space="preserve">,</w:t>
+            </w:r>
+            <w:r>
+              <w:t xml:space="preserve"> </w:t>
+            </w:r>
+            <w:r>
+              <w:rPr>
+                <w:rStyle w:val="VerbatimChar"/>
+              </w:rPr>
+              <w:t xml:space="preserve">CAN=1 ./run.sh</w:t>
+            </w:r>
+            <w:r>
+              <w:t xml:space="preserve">): the 35 signals the catalogue maps from AGL’s DBC leave it only as frames and reach the broker through KUKSA’s CAN provider (</w:t>
+            </w:r>
+            <w:r>
+              <w:rPr>
+                <w:rStyle w:val="VerbatimChar"/>
+              </w:rPr>
+              <w:t xml:space="preserve">emulator/can_bus.py</w:t>
+            </w:r>
+            <w:r>
+              <w:t xml:space="preserve">). Suite check</w:t>
+            </w:r>
+            <w:r>
+              <w:t xml:space="preserve"> </w:t>
+            </w:r>
+            <w:r>
+              <w:rPr>
+                <w:rStyle w:val="VerbatimChar"/>
+              </w:rPr>
+              <w:t xml:space="preserve">can-decode</w:t>
+            </w:r>
+            <w:r>
+              <w:t xml:space="preserve"> </w:t>
+            </w:r>
+            <w:r>
+              <w:t xml:space="preserve">verifies all 35 at minimum, midpoint and maximum and runs in CI;</w:t>
+            </w:r>
+            <w:r>
+              <w:t xml:space="preserve"> </w:t>
+            </w:r>
+            <w:r>
+              <w:rPr>
+                <w:rStyle w:val="VerbatimChar"/>
+              </w:rPr>
+              <w:t xml:space="preserve">can-path</w:t>
+            </w:r>
+            <w:r>
+              <w:t xml:space="preserve"> </w:t>
+            </w:r>
+            <w:r>
+              <w:t xml:space="preserve">runs the live path wherever</w:t>
             </w:r>
             <w:r>
               <w:t xml:space="preserve"> </w:t>
@@ -2147,27 +2290,28 @@
               <w:t xml:space="preserve"> </w:t>
             </w:r>
             <w:r>
-              <w:t xml:space="preserve">through KUKSA’s CAN provider and AGL’s DBC and they arrive as catalogue signals with no HMI change. Physical bus in S3</w:t>
+              <w:t xml:space="preserve">is up. Physical bus in S3</w:t>
             </w:r>
           </w:p>
         </w:tc>
       </w:tr>
     </w:tbl>
+    <w:bookmarkEnd w:id="30"/>
+    <w:bookmarkStart w:id="31" w:name="human-machine-interface"/>
     <w:p>
       <w:pPr>
         <w:pStyle w:val="Heading2"/>
       </w:pPr>
-      <w:bookmarkStart w:id="30" w:name="human-machine-interface"/>
       <w:r>
         <w:t xml:space="preserve">2.3 Human-machine interface</w:t>
       </w:r>
-      <w:bookmarkEnd w:id="30"/>
     </w:p>
     <w:tbl>
       <w:tblPr>
         <w:tblStyle w:val="Table"/>
-        <w:tblW w:type="pct" w:w="5000.0"/>
-        <w:tblLook w:firstRow="1"/>
+        <w:tblW w:type="pct" w:w="5000"/>
+        <w:tblLook w:firstRow="1" w:lastRow="0" w:firstColumn="0" w:lastColumn="0" w:noHBand="0" w:noVBand="0" w:val="0020"/>
+        <w:jc w:val="start"/>
       </w:tblPr>
       <w:tblGrid>
         <w:gridCol w:w="554"/>
@@ -2178,15 +2322,10 @@
       </w:tblGrid>
       <w:tr>
         <w:trPr>
-          <w:cnfStyle w:firstRow="1"/>
+          <w:tblHeader w:val="true"/>
         </w:trPr>
         <w:tc>
-          <w:tcPr>
-            <w:tcBorders>
-              <w:bottom w:val="single"/>
-            </w:tcBorders>
-            <w:vAlign w:val="bottom"/>
-          </w:tcPr>
+          <w:tcPr/>
           <w:p>
             <w:pPr>
               <w:pStyle w:val="Compact"/>
@@ -2198,12 +2337,7 @@
           </w:p>
         </w:tc>
         <w:tc>
-          <w:tcPr>
-            <w:tcBorders>
-              <w:bottom w:val="single"/>
-            </w:tcBorders>
-            <w:vAlign w:val="bottom"/>
-          </w:tcPr>
+          <w:tcPr/>
           <w:p>
             <w:pPr>
               <w:pStyle w:val="Compact"/>
@@ -2215,12 +2349,7 @@
           </w:p>
         </w:tc>
         <w:tc>
-          <w:tcPr>
-            <w:tcBorders>
-              <w:bottom w:val="single"/>
-            </w:tcBorders>
-            <w:vAlign w:val="bottom"/>
-          </w:tcPr>
+          <w:tcPr/>
           <w:p>
             <w:pPr>
               <w:pStyle w:val="Compact"/>
@@ -2232,12 +2361,7 @@
           </w:p>
         </w:tc>
         <w:tc>
-          <w:tcPr>
-            <w:tcBorders>
-              <w:bottom w:val="single"/>
-            </w:tcBorders>
-            <w:vAlign w:val="bottom"/>
-          </w:tcPr>
+          <w:tcPr/>
           <w:p>
             <w:pPr>
               <w:pStyle w:val="Compact"/>
@@ -2249,12 +2373,7 @@
           </w:p>
         </w:tc>
         <w:tc>
-          <w:tcPr>
-            <w:tcBorders>
-              <w:bottom w:val="single"/>
-            </w:tcBorders>
-            <w:vAlign w:val="bottom"/>
-          </w:tcPr>
+          <w:tcPr/>
           <w:p>
             <w:pPr>
               <w:pStyle w:val="Compact"/>
@@ -2268,6 +2387,7 @@
       </w:tr>
       <w:tr>
         <w:tc>
+          <w:tcPr/>
           <w:p>
             <w:pPr>
               <w:pStyle w:val="Compact"/>
@@ -2279,6 +2399,7 @@
           </w:p>
         </w:tc>
         <w:tc>
+          <w:tcPr/>
           <w:p>
             <w:pPr>
               <w:pStyle w:val="Compact"/>
@@ -2290,6 +2411,7 @@
           </w:p>
         </w:tc>
         <w:tc>
+          <w:tcPr/>
           <w:p>
             <w:pPr>
               <w:pStyle w:val="Compact"/>
@@ -2301,6 +2423,7 @@
           </w:p>
         </w:tc>
         <w:tc>
+          <w:tcPr/>
           <w:p>
             <w:pPr>
               <w:pStyle w:val="Compact"/>
@@ -2312,6 +2435,7 @@
           </w:p>
         </w:tc>
         <w:tc>
+          <w:tcPr/>
           <w:p>
             <w:pPr>
               <w:pStyle w:val="Compact"/>
@@ -2331,6 +2455,7 @@
       </w:tr>
       <w:tr>
         <w:tc>
+          <w:tcPr/>
           <w:p>
             <w:pPr>
               <w:pStyle w:val="Compact"/>
@@ -2342,6 +2467,7 @@
           </w:p>
         </w:tc>
         <w:tc>
+          <w:tcPr/>
           <w:p>
             <w:pPr>
               <w:pStyle w:val="Compact"/>
@@ -2353,6 +2479,7 @@
           </w:p>
         </w:tc>
         <w:tc>
+          <w:tcPr/>
           <w:p>
             <w:pPr>
               <w:pStyle w:val="Compact"/>
@@ -2364,6 +2491,7 @@
           </w:p>
         </w:tc>
         <w:tc>
+          <w:tcPr/>
           <w:p>
             <w:pPr>
               <w:pStyle w:val="Compact"/>
@@ -2375,6 +2503,7 @@
           </w:p>
         </w:tc>
         <w:tc>
+          <w:tcPr/>
           <w:p>
             <w:pPr>
               <w:pStyle w:val="Compact"/>
@@ -2397,6 +2526,7 @@
       </w:tr>
       <w:tr>
         <w:tc>
+          <w:tcPr/>
           <w:p>
             <w:pPr>
               <w:pStyle w:val="Compact"/>
@@ -2408,6 +2538,7 @@
           </w:p>
         </w:tc>
         <w:tc>
+          <w:tcPr/>
           <w:p>
             <w:pPr>
               <w:pStyle w:val="Compact"/>
@@ -2419,6 +2550,7 @@
           </w:p>
         </w:tc>
         <w:tc>
+          <w:tcPr/>
           <w:p>
             <w:pPr>
               <w:pStyle w:val="Compact"/>
@@ -2430,6 +2562,7 @@
           </w:p>
         </w:tc>
         <w:tc>
+          <w:tcPr/>
           <w:p>
             <w:pPr>
               <w:pStyle w:val="Compact"/>
@@ -2441,6 +2574,7 @@
           </w:p>
         </w:tc>
         <w:tc>
+          <w:tcPr/>
           <w:p>
             <w:pPr>
               <w:pStyle w:val="Compact"/>
@@ -2478,6 +2612,7 @@
       </w:tr>
       <w:tr>
         <w:tc>
+          <w:tcPr/>
           <w:p>
             <w:pPr>
               <w:pStyle w:val="Compact"/>
@@ -2489,6 +2624,7 @@
           </w:p>
         </w:tc>
         <w:tc>
+          <w:tcPr/>
           <w:p>
             <w:pPr>
               <w:pStyle w:val="Compact"/>
@@ -2500,6 +2636,7 @@
           </w:p>
         </w:tc>
         <w:tc>
+          <w:tcPr/>
           <w:p>
             <w:pPr>
               <w:pStyle w:val="Compact"/>
@@ -2511,6 +2648,7 @@
           </w:p>
         </w:tc>
         <w:tc>
+          <w:tcPr/>
           <w:p>
             <w:pPr>
               <w:pStyle w:val="Compact"/>
@@ -2522,6 +2660,7 @@
           </w:p>
         </w:tc>
         <w:tc>
+          <w:tcPr/>
           <w:p>
             <w:pPr>
               <w:pStyle w:val="Compact"/>
@@ -2563,11 +2702,39 @@
               </w:rPr>
               <w:t xml:space="preserve">design/</w:t>
             </w:r>
-          </w:p>
-        </w:tc>
-      </w:tr>
-      <w:tr>
-        <w:tc>
+            <w:r>
+              <w:t xml:space="preserve">. Both seen running on 2 October, Compose on the Android 16 car emulator (suite check</w:t>
+            </w:r>
+            <w:r>
+              <w:t xml:space="preserve"> </w:t>
+            </w:r>
+            <w:r>
+              <w:rPr>
+                <w:rStyle w:val="VerbatimChar"/>
+              </w:rPr>
+              <w:t xml:space="preserve">compose-ui</w:t>
+            </w:r>
+            <w:r>
+              <w:t xml:space="preserve">, screens under</w:t>
+            </w:r>
+            <w:r>
+              <w:t xml:space="preserve"> </w:t>
+            </w:r>
+            <w:r>
+              <w:rPr>
+                <w:rStyle w:val="VerbatimChar"/>
+              </w:rPr>
+              <w:t xml:space="preserve">docs/evidence/screens/</w:t>
+            </w:r>
+            <w:r>
+              <w:t xml:space="preserve">)</w:t>
+            </w:r>
+          </w:p>
+        </w:tc>
+      </w:tr>
+      <w:tr>
+        <w:tc>
+          <w:tcPr/>
           <w:p>
             <w:pPr>
               <w:pStyle w:val="Compact"/>
@@ -2579,6 +2746,7 @@
           </w:p>
         </w:tc>
         <w:tc>
+          <w:tcPr/>
           <w:p>
             <w:pPr>
               <w:pStyle w:val="Compact"/>
@@ -2590,6 +2758,7 @@
           </w:p>
         </w:tc>
         <w:tc>
+          <w:tcPr/>
           <w:p>
             <w:pPr>
               <w:pStyle w:val="Compact"/>
@@ -2601,30 +2770,48 @@
           </w:p>
         </w:tc>
         <w:tc>
-          <w:p>
-            <w:pPr>
-              <w:pStyle w:val="Compact"/>
-              <w:jc w:val="left"/>
-            </w:pPr>
-            <w:r>
-              <w:t xml:space="preserve">Partial</w:t>
-            </w:r>
-          </w:p>
-        </w:tc>
-        <w:tc>
-          <w:p>
-            <w:pPr>
-              <w:pStyle w:val="Compact"/>
-              <w:jc w:val="left"/>
-            </w:pPr>
-            <w:r>
-              <w:t xml:space="preserve">Same broker, protocol, catalogue limits and freshness rules for both. Signal sets still differ: Flutter 28 paths, Compose 17; the eleven extra are driver monitoring, hazard and intervention. Decision requested in PULSE-PLAN-002 section 8.3</w:t>
-            </w:r>
-          </w:p>
-        </w:tc>
-      </w:tr>
-      <w:tr>
-        <w:tc>
+          <w:tcPr/>
+          <w:p>
+            <w:pPr>
+              <w:pStyle w:val="Compact"/>
+              <w:jc w:val="left"/>
+            </w:pPr>
+            <w:r>
+              <w:t xml:space="preserve">Implemented</w:t>
+            </w:r>
+          </w:p>
+        </w:tc>
+        <w:tc>
+          <w:tcPr/>
+          <w:p>
+            <w:pPr>
+              <w:pStyle w:val="Compact"/>
+              <w:jc w:val="left"/>
+            </w:pPr>
+            <w:r>
+              <w:t xml:space="preserve">Since 2 October both clusters subscribe to the same 28 paths through the same broker, protocol, catalogue limits and freshness rules. The benchmark figures in</w:t>
+            </w:r>
+            <w:r>
+              <w:t xml:space="preserve"> </w:t>
+            </w:r>
+            <w:r>
+              <w:rPr>
+                <w:rStyle w:val="VerbatimChar"/>
+              </w:rPr>
+              <w:t xml:space="preserve">BRIEF.md</w:t>
+            </w:r>
+            <w:r>
+              <w:t xml:space="preserve"> </w:t>
+            </w:r>
+            <w:r>
+              <w:t xml:space="preserve">were measured before parity and are re-measured in S4 (FR-15)</w:t>
+            </w:r>
+          </w:p>
+        </w:tc>
+      </w:tr>
+      <w:tr>
+        <w:tc>
+          <w:tcPr/>
           <w:p>
             <w:pPr>
               <w:pStyle w:val="Compact"/>
@@ -2636,6 +2823,7 @@
           </w:p>
         </w:tc>
         <w:tc>
+          <w:tcPr/>
           <w:p>
             <w:pPr>
               <w:pStyle w:val="Compact"/>
@@ -2647,6 +2835,7 @@
           </w:p>
         </w:tc>
         <w:tc>
+          <w:tcPr/>
           <w:p>
             <w:pPr>
               <w:pStyle w:val="Compact"/>
@@ -2658,6 +2847,7 @@
           </w:p>
         </w:tc>
         <w:tc>
+          <w:tcPr/>
           <w:p>
             <w:pPr>
               <w:pStyle w:val="Compact"/>
@@ -2669,6 +2859,7 @@
           </w:p>
         </w:tc>
         <w:tc>
+          <w:tcPr/>
           <w:p>
             <w:pPr>
               <w:pStyle w:val="Compact"/>
@@ -2702,21 +2893,22 @@
         </w:tc>
       </w:tr>
     </w:tbl>
+    <w:bookmarkEnd w:id="31"/>
+    <w:bookmarkStart w:id="32" w:name="comparison-and-evidence"/>
     <w:p>
       <w:pPr>
         <w:pStyle w:val="Heading2"/>
       </w:pPr>
-      <w:bookmarkStart w:id="31" w:name="comparison-and-evidence"/>
       <w:r>
         <w:t xml:space="preserve">2.4 Comparison and evidence</w:t>
       </w:r>
-      <w:bookmarkEnd w:id="31"/>
     </w:p>
     <w:tbl>
       <w:tblPr>
         <w:tblStyle w:val="Table"/>
-        <w:tblW w:type="pct" w:w="5000.0"/>
-        <w:tblLook w:firstRow="1"/>
+        <w:tblW w:type="pct" w:w="5000"/>
+        <w:tblLook w:firstRow="1" w:lastRow="0" w:firstColumn="0" w:lastColumn="0" w:noHBand="0" w:noVBand="0" w:val="0020"/>
+        <w:jc w:val="start"/>
       </w:tblPr>
       <w:tblGrid>
         <w:gridCol w:w="554"/>
@@ -2727,15 +2919,10 @@
       </w:tblGrid>
       <w:tr>
         <w:trPr>
-          <w:cnfStyle w:firstRow="1"/>
+          <w:tblHeader w:val="true"/>
         </w:trPr>
         <w:tc>
-          <w:tcPr>
-            <w:tcBorders>
-              <w:bottom w:val="single"/>
-            </w:tcBorders>
-            <w:vAlign w:val="bottom"/>
-          </w:tcPr>
+          <w:tcPr/>
           <w:p>
             <w:pPr>
               <w:pStyle w:val="Compact"/>
@@ -2747,12 +2934,7 @@
           </w:p>
         </w:tc>
         <w:tc>
-          <w:tcPr>
-            <w:tcBorders>
-              <w:bottom w:val="single"/>
-            </w:tcBorders>
-            <w:vAlign w:val="bottom"/>
-          </w:tcPr>
+          <w:tcPr/>
           <w:p>
             <w:pPr>
               <w:pStyle w:val="Compact"/>
@@ -2764,12 +2946,7 @@
           </w:p>
         </w:tc>
         <w:tc>
-          <w:tcPr>
-            <w:tcBorders>
-              <w:bottom w:val="single"/>
-            </w:tcBorders>
-            <w:vAlign w:val="bottom"/>
-          </w:tcPr>
+          <w:tcPr/>
           <w:p>
             <w:pPr>
               <w:pStyle w:val="Compact"/>
@@ -2781,12 +2958,7 @@
           </w:p>
         </w:tc>
         <w:tc>
-          <w:tcPr>
-            <w:tcBorders>
-              <w:bottom w:val="single"/>
-            </w:tcBorders>
-            <w:vAlign w:val="bottom"/>
-          </w:tcPr>
+          <w:tcPr/>
           <w:p>
             <w:pPr>
               <w:pStyle w:val="Compact"/>
@@ -2798,12 +2970,7 @@
           </w:p>
         </w:tc>
         <w:tc>
-          <w:tcPr>
-            <w:tcBorders>
-              <w:bottom w:val="single"/>
-            </w:tcBorders>
-            <w:vAlign w:val="bottom"/>
-          </w:tcPr>
+          <w:tcPr/>
           <w:p>
             <w:pPr>
               <w:pStyle w:val="Compact"/>
@@ -2817,6 +2984,7 @@
       </w:tr>
       <w:tr>
         <w:tc>
+          <w:tcPr/>
           <w:p>
             <w:pPr>
               <w:pStyle w:val="Compact"/>
@@ -2828,6 +2996,7 @@
           </w:p>
         </w:tc>
         <w:tc>
+          <w:tcPr/>
           <w:p>
             <w:pPr>
               <w:pStyle w:val="Compact"/>
@@ -2839,6 +3008,7 @@
           </w:p>
         </w:tc>
         <w:tc>
+          <w:tcPr/>
           <w:p>
             <w:pPr>
               <w:pStyle w:val="Compact"/>
@@ -2850,6 +3020,7 @@
           </w:p>
         </w:tc>
         <w:tc>
+          <w:tcPr/>
           <w:p>
             <w:pPr>
               <w:pStyle w:val="Compact"/>
@@ -2861,6 +3032,7 @@
           </w:p>
         </w:tc>
         <w:tc>
+          <w:tcPr/>
           <w:p>
             <w:pPr>
               <w:pStyle w:val="Compact"/>
@@ -2883,6 +3055,7 @@
       </w:tr>
       <w:tr>
         <w:tc>
+          <w:tcPr/>
           <w:p>
             <w:pPr>
               <w:pStyle w:val="Compact"/>
@@ -2894,6 +3067,7 @@
           </w:p>
         </w:tc>
         <w:tc>
+          <w:tcPr/>
           <w:p>
             <w:pPr>
               <w:pStyle w:val="Compact"/>
@@ -2905,6 +3079,7 @@
           </w:p>
         </w:tc>
         <w:tc>
+          <w:tcPr/>
           <w:p>
             <w:pPr>
               <w:pStyle w:val="Compact"/>
@@ -2916,6 +3091,7 @@
           </w:p>
         </w:tc>
         <w:tc>
+          <w:tcPr/>
           <w:p>
             <w:pPr>
               <w:pStyle w:val="Compact"/>
@@ -2927,6 +3103,7 @@
           </w:p>
         </w:tc>
         <w:tc>
+          <w:tcPr/>
           <w:p>
             <w:pPr>
               <w:pStyle w:val="Compact"/>
@@ -2940,6 +3117,7 @@
       </w:tr>
       <w:tr>
         <w:tc>
+          <w:tcPr/>
           <w:p>
             <w:pPr>
               <w:pStyle w:val="Compact"/>
@@ -2951,6 +3129,7 @@
           </w:p>
         </w:tc>
         <w:tc>
+          <w:tcPr/>
           <w:p>
             <w:pPr>
               <w:pStyle w:val="Compact"/>
@@ -2962,6 +3141,7 @@
           </w:p>
         </w:tc>
         <w:tc>
+          <w:tcPr/>
           <w:p>
             <w:pPr>
               <w:pStyle w:val="Compact"/>
@@ -2973,6 +3153,7 @@
           </w:p>
         </w:tc>
         <w:tc>
+          <w:tcPr/>
           <w:p>
             <w:pPr>
               <w:pStyle w:val="Compact"/>
@@ -2984,6 +3165,7 @@
           </w:p>
         </w:tc>
         <w:tc>
+          <w:tcPr/>
           <w:p>
             <w:pPr>
               <w:pStyle w:val="Compact"/>
@@ -3005,21 +3187,22 @@
         </w:tc>
       </w:tr>
     </w:tbl>
+    <w:bookmarkEnd w:id="32"/>
+    <w:bookmarkStart w:id="33" w:name="driver-monitoring-and-closed-loop"/>
     <w:p>
       <w:pPr>
         <w:pStyle w:val="Heading2"/>
       </w:pPr>
-      <w:bookmarkStart w:id="32" w:name="driver-monitoring-and-closed-loop"/>
       <w:r>
         <w:t xml:space="preserve">2.5 Driver monitoring and closed loop</w:t>
       </w:r>
-      <w:bookmarkEnd w:id="32"/>
     </w:p>
     <w:tbl>
       <w:tblPr>
         <w:tblStyle w:val="Table"/>
-        <w:tblW w:type="pct" w:w="5000.0"/>
-        <w:tblLook w:firstRow="1"/>
+        <w:tblW w:type="pct" w:w="5000"/>
+        <w:tblLook w:firstRow="1" w:lastRow="0" w:firstColumn="0" w:lastColumn="0" w:noHBand="0" w:noVBand="0" w:val="0020"/>
+        <w:jc w:val="start"/>
       </w:tblPr>
       <w:tblGrid>
         <w:gridCol w:w="554"/>
@@ -3030,15 +3213,10 @@
       </w:tblGrid>
       <w:tr>
         <w:trPr>
-          <w:cnfStyle w:firstRow="1"/>
+          <w:tblHeader w:val="true"/>
         </w:trPr>
         <w:tc>
-          <w:tcPr>
-            <w:tcBorders>
-              <w:bottom w:val="single"/>
-            </w:tcBorders>
-            <w:vAlign w:val="bottom"/>
-          </w:tcPr>
+          <w:tcPr/>
           <w:p>
             <w:pPr>
               <w:pStyle w:val="Compact"/>
@@ -3050,12 +3228,7 @@
           </w:p>
         </w:tc>
         <w:tc>
-          <w:tcPr>
-            <w:tcBorders>
-              <w:bottom w:val="single"/>
-            </w:tcBorders>
-            <w:vAlign w:val="bottom"/>
-          </w:tcPr>
+          <w:tcPr/>
           <w:p>
             <w:pPr>
               <w:pStyle w:val="Compact"/>
@@ -3067,12 +3240,7 @@
           </w:p>
         </w:tc>
         <w:tc>
-          <w:tcPr>
-            <w:tcBorders>
-              <w:bottom w:val="single"/>
-            </w:tcBorders>
-            <w:vAlign w:val="bottom"/>
-          </w:tcPr>
+          <w:tcPr/>
           <w:p>
             <w:pPr>
               <w:pStyle w:val="Compact"/>
@@ -3084,12 +3252,7 @@
           </w:p>
         </w:tc>
         <w:tc>
-          <w:tcPr>
-            <w:tcBorders>
-              <w:bottom w:val="single"/>
-            </w:tcBorders>
-            <w:vAlign w:val="bottom"/>
-          </w:tcPr>
+          <w:tcPr/>
           <w:p>
             <w:pPr>
               <w:pStyle w:val="Compact"/>
@@ -3101,12 +3264,7 @@
           </w:p>
         </w:tc>
         <w:tc>
-          <w:tcPr>
-            <w:tcBorders>
-              <w:bottom w:val="single"/>
-            </w:tcBorders>
-            <w:vAlign w:val="bottom"/>
-          </w:tcPr>
+          <w:tcPr/>
           <w:p>
             <w:pPr>
               <w:pStyle w:val="Compact"/>
@@ -3120,6 +3278,7 @@
       </w:tr>
       <w:tr>
         <w:tc>
+          <w:tcPr/>
           <w:p>
             <w:pPr>
               <w:pStyle w:val="Compact"/>
@@ -3131,6 +3290,7 @@
           </w:p>
         </w:tc>
         <w:tc>
+          <w:tcPr/>
           <w:p>
             <w:pPr>
               <w:pStyle w:val="Compact"/>
@@ -3142,6 +3302,7 @@
           </w:p>
         </w:tc>
         <w:tc>
+          <w:tcPr/>
           <w:p>
             <w:pPr>
               <w:pStyle w:val="Compact"/>
@@ -3153,6 +3314,7 @@
           </w:p>
         </w:tc>
         <w:tc>
+          <w:tcPr/>
           <w:p>
             <w:pPr>
               <w:pStyle w:val="Compact"/>
@@ -3164,6 +3326,7 @@
           </w:p>
         </w:tc>
         <w:tc>
+          <w:tcPr/>
           <w:p>
             <w:pPr>
               <w:pStyle w:val="Compact"/>
@@ -3234,6 +3397,7 @@
       </w:tr>
       <w:tr>
         <w:tc>
+          <w:tcPr/>
           <w:p>
             <w:pPr>
               <w:pStyle w:val="Compact"/>
@@ -3245,6 +3409,7 @@
           </w:p>
         </w:tc>
         <w:tc>
+          <w:tcPr/>
           <w:p>
             <w:pPr>
               <w:pStyle w:val="Compact"/>
@@ -3256,6 +3421,7 @@
           </w:p>
         </w:tc>
         <w:tc>
+          <w:tcPr/>
           <w:p>
             <w:pPr>
               <w:pStyle w:val="Compact"/>
@@ -3267,6 +3433,7 @@
           </w:p>
         </w:tc>
         <w:tc>
+          <w:tcPr/>
           <w:p>
             <w:pPr>
               <w:pStyle w:val="Compact"/>
@@ -3278,6 +3445,7 @@
           </w:p>
         </w:tc>
         <w:tc>
+          <w:tcPr/>
           <w:p>
             <w:pPr>
               <w:pStyle w:val="Compact"/>
@@ -3324,6 +3492,7 @@
       </w:tr>
       <w:tr>
         <w:tc>
+          <w:tcPr/>
           <w:p>
             <w:pPr>
               <w:pStyle w:val="Compact"/>
@@ -3335,6 +3504,7 @@
           </w:p>
         </w:tc>
         <w:tc>
+          <w:tcPr/>
           <w:p>
             <w:pPr>
               <w:pStyle w:val="Compact"/>
@@ -3346,6 +3516,7 @@
           </w:p>
         </w:tc>
         <w:tc>
+          <w:tcPr/>
           <w:p>
             <w:pPr>
               <w:pStyle w:val="Compact"/>
@@ -3357,6 +3528,7 @@
           </w:p>
         </w:tc>
         <w:tc>
+          <w:tcPr/>
           <w:p>
             <w:pPr>
               <w:pStyle w:val="Compact"/>
@@ -3368,6 +3540,7 @@
           </w:p>
         </w:tc>
         <w:tc>
+          <w:tcPr/>
           <w:p>
             <w:pPr>
               <w:pStyle w:val="Compact"/>
@@ -3414,6 +3587,7 @@
       </w:tr>
       <w:tr>
         <w:tc>
+          <w:tcPr/>
           <w:p>
             <w:pPr>
               <w:pStyle w:val="Compact"/>
@@ -3425,6 +3599,7 @@
           </w:p>
         </w:tc>
         <w:tc>
+          <w:tcPr/>
           <w:p>
             <w:pPr>
               <w:pStyle w:val="Compact"/>
@@ -3436,6 +3611,7 @@
           </w:p>
         </w:tc>
         <w:tc>
+          <w:tcPr/>
           <w:p>
             <w:pPr>
               <w:pStyle w:val="Compact"/>
@@ -3447,6 +3623,7 @@
           </w:p>
         </w:tc>
         <w:tc>
+          <w:tcPr/>
           <w:p>
             <w:pPr>
               <w:pStyle w:val="Compact"/>
@@ -3458,6 +3635,7 @@
           </w:p>
         </w:tc>
         <w:tc>
+          <w:tcPr/>
           <w:p>
             <w:pPr>
               <w:pStyle w:val="Compact"/>
@@ -3491,21 +3669,22 @@
         </w:tc>
       </w:tr>
     </w:tbl>
+    <w:bookmarkEnd w:id="33"/>
+    <w:bookmarkStart w:id="34" w:name="autonomy-provider"/>
     <w:p>
       <w:pPr>
         <w:pStyle w:val="Heading2"/>
       </w:pPr>
-      <w:bookmarkStart w:id="33" w:name="autonomy-provider"/>
       <w:r>
         <w:t xml:space="preserve">2.6 Autonomy provider</w:t>
       </w:r>
-      <w:bookmarkEnd w:id="33"/>
     </w:p>
     <w:tbl>
       <w:tblPr>
         <w:tblStyle w:val="Table"/>
-        <w:tblW w:type="pct" w:w="5000.0"/>
-        <w:tblLook w:firstRow="1"/>
+        <w:tblW w:type="pct" w:w="5000"/>
+        <w:tblLook w:firstRow="1" w:lastRow="0" w:firstColumn="0" w:lastColumn="0" w:noHBand="0" w:noVBand="0" w:val="0020"/>
+        <w:jc w:val="start"/>
       </w:tblPr>
       <w:tblGrid>
         <w:gridCol w:w="554"/>
@@ -3516,15 +3695,10 @@
       </w:tblGrid>
       <w:tr>
         <w:trPr>
-          <w:cnfStyle w:firstRow="1"/>
+          <w:tblHeader w:val="true"/>
         </w:trPr>
         <w:tc>
-          <w:tcPr>
-            <w:tcBorders>
-              <w:bottom w:val="single"/>
-            </w:tcBorders>
-            <w:vAlign w:val="bottom"/>
-          </w:tcPr>
+          <w:tcPr/>
           <w:p>
             <w:pPr>
               <w:pStyle w:val="Compact"/>
@@ -3536,12 +3710,7 @@
           </w:p>
         </w:tc>
         <w:tc>
-          <w:tcPr>
-            <w:tcBorders>
-              <w:bottom w:val="single"/>
-            </w:tcBorders>
-            <w:vAlign w:val="bottom"/>
-          </w:tcPr>
+          <w:tcPr/>
           <w:p>
             <w:pPr>
               <w:pStyle w:val="Compact"/>
@@ -3553,12 +3722,7 @@
           </w:p>
         </w:tc>
         <w:tc>
-          <w:tcPr>
-            <w:tcBorders>
-              <w:bottom w:val="single"/>
-            </w:tcBorders>
-            <w:vAlign w:val="bottom"/>
-          </w:tcPr>
+          <w:tcPr/>
           <w:p>
             <w:pPr>
               <w:pStyle w:val="Compact"/>
@@ -3570,12 +3734,7 @@
           </w:p>
         </w:tc>
         <w:tc>
-          <w:tcPr>
-            <w:tcBorders>
-              <w:bottom w:val="single"/>
-            </w:tcBorders>
-            <w:vAlign w:val="bottom"/>
-          </w:tcPr>
+          <w:tcPr/>
           <w:p>
             <w:pPr>
               <w:pStyle w:val="Compact"/>
@@ -3587,12 +3746,7 @@
           </w:p>
         </w:tc>
         <w:tc>
-          <w:tcPr>
-            <w:tcBorders>
-              <w:bottom w:val="single"/>
-            </w:tcBorders>
-            <w:vAlign w:val="bottom"/>
-          </w:tcPr>
+          <w:tcPr/>
           <w:p>
             <w:pPr>
               <w:pStyle w:val="Compact"/>
@@ -3606,6 +3760,7 @@
       </w:tr>
       <w:tr>
         <w:tc>
+          <w:tcPr/>
           <w:p>
             <w:pPr>
               <w:pStyle w:val="Compact"/>
@@ -3617,6 +3772,7 @@
           </w:p>
         </w:tc>
         <w:tc>
+          <w:tcPr/>
           <w:p>
             <w:pPr>
               <w:pStyle w:val="Compact"/>
@@ -3628,6 +3784,7 @@
           </w:p>
         </w:tc>
         <w:tc>
+          <w:tcPr/>
           <w:p>
             <w:pPr>
               <w:pStyle w:val="Compact"/>
@@ -3639,6 +3796,7 @@
           </w:p>
         </w:tc>
         <w:tc>
+          <w:tcPr/>
           <w:p>
             <w:pPr>
               <w:pStyle w:val="Compact"/>
@@ -3650,6 +3808,7 @@
           </w:p>
         </w:tc>
         <w:tc>
+          <w:tcPr/>
           <w:p>
             <w:pPr>
               <w:pStyle w:val="Compact"/>
@@ -3671,21 +3830,23 @@
         </w:tc>
       </w:tr>
     </w:tbl>
+    <w:bookmarkEnd w:id="34"/>
+    <w:bookmarkEnd w:id="35"/>
+    <w:bookmarkStart w:id="36" w:name="interface-requirements"/>
     <w:p>
       <w:pPr>
         <w:pStyle w:val="Heading1"/>
       </w:pPr>
-      <w:bookmarkStart w:id="34" w:name="interface-requirements"/>
       <w:r>
         <w:t xml:space="preserve">3. Interface requirements</w:t>
       </w:r>
-      <w:bookmarkEnd w:id="34"/>
     </w:p>
     <w:tbl>
       <w:tblPr>
         <w:tblStyle w:val="Table"/>
-        <w:tblW w:type="pct" w:w="5000.0"/>
-        <w:tblLook w:firstRow="1"/>
+        <w:tblW w:type="pct" w:w="5000"/>
+        <w:tblLook w:firstRow="1" w:lastRow="0" w:firstColumn="0" w:lastColumn="0" w:noHBand="0" w:noVBand="0" w:val="0020"/>
+        <w:jc w:val="start"/>
       </w:tblPr>
       <w:tblGrid>
         <w:gridCol w:w="554"/>
@@ -3696,15 +3857,10 @@
       </w:tblGrid>
       <w:tr>
         <w:trPr>
-          <w:cnfStyle w:firstRow="1"/>
+          <w:tblHeader w:val="true"/>
         </w:trPr>
         <w:tc>
-          <w:tcPr>
-            <w:tcBorders>
-              <w:bottom w:val="single"/>
-            </w:tcBorders>
-            <w:vAlign w:val="bottom"/>
-          </w:tcPr>
+          <w:tcPr/>
           <w:p>
             <w:pPr>
               <w:pStyle w:val="Compact"/>
@@ -3716,12 +3872,7 @@
           </w:p>
         </w:tc>
         <w:tc>
-          <w:tcPr>
-            <w:tcBorders>
-              <w:bottom w:val="single"/>
-            </w:tcBorders>
-            <w:vAlign w:val="bottom"/>
-          </w:tcPr>
+          <w:tcPr/>
           <w:p>
             <w:pPr>
               <w:pStyle w:val="Compact"/>
@@ -3733,12 +3884,7 @@
           </w:p>
         </w:tc>
         <w:tc>
-          <w:tcPr>
-            <w:tcBorders>
-              <w:bottom w:val="single"/>
-            </w:tcBorders>
-            <w:vAlign w:val="bottom"/>
-          </w:tcPr>
+          <w:tcPr/>
           <w:p>
             <w:pPr>
               <w:pStyle w:val="Compact"/>
@@ -3750,12 +3896,7 @@
           </w:p>
         </w:tc>
         <w:tc>
-          <w:tcPr>
-            <w:tcBorders>
-              <w:bottom w:val="single"/>
-            </w:tcBorders>
-            <w:vAlign w:val="bottom"/>
-          </w:tcPr>
+          <w:tcPr/>
           <w:p>
             <w:pPr>
               <w:pStyle w:val="Compact"/>
@@ -3767,12 +3908,7 @@
           </w:p>
         </w:tc>
         <w:tc>
-          <w:tcPr>
-            <w:tcBorders>
-              <w:bottom w:val="single"/>
-            </w:tcBorders>
-            <w:vAlign w:val="bottom"/>
-          </w:tcPr>
+          <w:tcPr/>
           <w:p>
             <w:pPr>
               <w:pStyle w:val="Compact"/>
@@ -3786,6 +3922,7 @@
       </w:tr>
       <w:tr>
         <w:tc>
+          <w:tcPr/>
           <w:p>
             <w:pPr>
               <w:pStyle w:val="Compact"/>
@@ -3797,6 +3934,7 @@
           </w:p>
         </w:tc>
         <w:tc>
+          <w:tcPr/>
           <w:p>
             <w:pPr>
               <w:pStyle w:val="Compact"/>
@@ -3808,6 +3946,7 @@
           </w:p>
         </w:tc>
         <w:tc>
+          <w:tcPr/>
           <w:p>
             <w:pPr>
               <w:pStyle w:val="Compact"/>
@@ -3819,6 +3958,7 @@
           </w:p>
         </w:tc>
         <w:tc>
+          <w:tcPr/>
           <w:p>
             <w:pPr>
               <w:pStyle w:val="Compact"/>
@@ -3830,6 +3970,7 @@
           </w:p>
         </w:tc>
         <w:tc>
+          <w:tcPr/>
           <w:p>
             <w:pPr>
               <w:pStyle w:val="Compact"/>
@@ -3867,6 +4008,7 @@
       </w:tr>
       <w:tr>
         <w:tc>
+          <w:tcPr/>
           <w:p>
             <w:pPr>
               <w:pStyle w:val="Compact"/>
@@ -3878,6 +4020,7 @@
           </w:p>
         </w:tc>
         <w:tc>
+          <w:tcPr/>
           <w:p>
             <w:pPr>
               <w:pStyle w:val="Compact"/>
@@ -3889,6 +4032,7 @@
           </w:p>
         </w:tc>
         <w:tc>
+          <w:tcPr/>
           <w:p>
             <w:pPr>
               <w:pStyle w:val="Compact"/>
@@ -3900,6 +4044,7 @@
           </w:p>
         </w:tc>
         <w:tc>
+          <w:tcPr/>
           <w:p>
             <w:pPr>
               <w:pStyle w:val="Compact"/>
@@ -3911,6 +4056,7 @@
           </w:p>
         </w:tc>
         <w:tc>
+          <w:tcPr/>
           <w:p>
             <w:pPr>
               <w:pStyle w:val="Compact"/>
@@ -3984,6 +4130,7 @@
       </w:tr>
       <w:tr>
         <w:tc>
+          <w:tcPr/>
           <w:p>
             <w:pPr>
               <w:pStyle w:val="Compact"/>
@@ -3995,6 +4142,7 @@
           </w:p>
         </w:tc>
         <w:tc>
+          <w:tcPr/>
           <w:p>
             <w:pPr>
               <w:pStyle w:val="Compact"/>
@@ -4006,6 +4154,7 @@
           </w:p>
         </w:tc>
         <w:tc>
+          <w:tcPr/>
           <w:p>
             <w:pPr>
               <w:pStyle w:val="Compact"/>
@@ -4017,6 +4166,7 @@
           </w:p>
         </w:tc>
         <w:tc>
+          <w:tcPr/>
           <w:p>
             <w:pPr>
               <w:pStyle w:val="Compact"/>
@@ -4028,6 +4178,7 @@
           </w:p>
         </w:tc>
         <w:tc>
+          <w:tcPr/>
           <w:p>
             <w:pPr>
               <w:pStyle w:val="Compact"/>
@@ -4041,6 +4192,7 @@
       </w:tr>
       <w:tr>
         <w:tc>
+          <w:tcPr/>
           <w:p>
             <w:pPr>
               <w:pStyle w:val="Compact"/>
@@ -4052,6 +4204,7 @@
           </w:p>
         </w:tc>
         <w:tc>
+          <w:tcPr/>
           <w:p>
             <w:pPr>
               <w:pStyle w:val="Compact"/>
@@ -4063,6 +4216,7 @@
           </w:p>
         </w:tc>
         <w:tc>
+          <w:tcPr/>
           <w:p>
             <w:pPr>
               <w:pStyle w:val="Compact"/>
@@ -4074,6 +4228,7 @@
           </w:p>
         </w:tc>
         <w:tc>
+          <w:tcPr/>
           <w:p>
             <w:pPr>
               <w:pStyle w:val="Compact"/>
@@ -4085,6 +4240,7 @@
           </w:p>
         </w:tc>
         <w:tc>
+          <w:tcPr/>
           <w:p>
             <w:pPr>
               <w:pStyle w:val="Compact"/>
@@ -4131,6 +4287,7 @@
       </w:tr>
       <w:tr>
         <w:tc>
+          <w:tcPr/>
           <w:p>
             <w:pPr>
               <w:pStyle w:val="Compact"/>
@@ -4142,6 +4299,7 @@
           </w:p>
         </w:tc>
         <w:tc>
+          <w:tcPr/>
           <w:p>
             <w:pPr>
               <w:pStyle w:val="Compact"/>
@@ -4153,6 +4311,7 @@
           </w:p>
         </w:tc>
         <w:tc>
+          <w:tcPr/>
           <w:p>
             <w:pPr>
               <w:pStyle w:val="Compact"/>
@@ -4164,6 +4323,7 @@
           </w:p>
         </w:tc>
         <w:tc>
+          <w:tcPr/>
           <w:p>
             <w:pPr>
               <w:pStyle w:val="Compact"/>
@@ -4175,6 +4335,7 @@
           </w:p>
         </w:tc>
         <w:tc>
+          <w:tcPr/>
           <w:p>
             <w:pPr>
               <w:pStyle w:val="Compact"/>
@@ -4214,21 +4375,22 @@
         </w:tc>
       </w:tr>
     </w:tbl>
+    <w:bookmarkEnd w:id="36"/>
+    <w:bookmarkStart w:id="37" w:name="non-functional-requirements"/>
     <w:p>
       <w:pPr>
         <w:pStyle w:val="Heading1"/>
       </w:pPr>
-      <w:bookmarkStart w:id="35" w:name="non-functional-requirements"/>
       <w:r>
         <w:t xml:space="preserve">4. Non-functional requirements</w:t>
       </w:r>
-      <w:bookmarkEnd w:id="35"/>
     </w:p>
     <w:tbl>
       <w:tblPr>
         <w:tblStyle w:val="Table"/>
-        <w:tblW w:type="pct" w:w="5000.0"/>
-        <w:tblLook w:firstRow="1"/>
+        <w:tblW w:type="pct" w:w="5000"/>
+        <w:tblLook w:firstRow="1" w:lastRow="0" w:firstColumn="0" w:lastColumn="0" w:noHBand="0" w:noVBand="0" w:val="0020"/>
+        <w:jc w:val="start"/>
       </w:tblPr>
       <w:tblGrid>
         <w:gridCol w:w="554"/>
@@ -4239,15 +4401,10 @@
       </w:tblGrid>
       <w:tr>
         <w:trPr>
-          <w:cnfStyle w:firstRow="1"/>
+          <w:tblHeader w:val="true"/>
         </w:trPr>
         <w:tc>
-          <w:tcPr>
-            <w:tcBorders>
-              <w:bottom w:val="single"/>
-            </w:tcBorders>
-            <w:vAlign w:val="bottom"/>
-          </w:tcPr>
+          <w:tcPr/>
           <w:p>
             <w:pPr>
               <w:pStyle w:val="Compact"/>
@@ -4259,12 +4416,7 @@
           </w:p>
         </w:tc>
         <w:tc>
-          <w:tcPr>
-            <w:tcBorders>
-              <w:bottom w:val="single"/>
-            </w:tcBorders>
-            <w:vAlign w:val="bottom"/>
-          </w:tcPr>
+          <w:tcPr/>
           <w:p>
             <w:pPr>
               <w:pStyle w:val="Compact"/>
@@ -4276,12 +4428,7 @@
           </w:p>
         </w:tc>
         <w:tc>
-          <w:tcPr>
-            <w:tcBorders>
-              <w:bottom w:val="single"/>
-            </w:tcBorders>
-            <w:vAlign w:val="bottom"/>
-          </w:tcPr>
+          <w:tcPr/>
           <w:p>
             <w:pPr>
               <w:pStyle w:val="Compact"/>
@@ -4293,12 +4440,7 @@
           </w:p>
         </w:tc>
         <w:tc>
-          <w:tcPr>
-            <w:tcBorders>
-              <w:bottom w:val="single"/>
-            </w:tcBorders>
-            <w:vAlign w:val="bottom"/>
-          </w:tcPr>
+          <w:tcPr/>
           <w:p>
             <w:pPr>
               <w:pStyle w:val="Compact"/>
@@ -4310,12 +4452,7 @@
           </w:p>
         </w:tc>
         <w:tc>
-          <w:tcPr>
-            <w:tcBorders>
-              <w:bottom w:val="single"/>
-            </w:tcBorders>
-            <w:vAlign w:val="bottom"/>
-          </w:tcPr>
+          <w:tcPr/>
           <w:p>
             <w:pPr>
               <w:pStyle w:val="Compact"/>
@@ -4329,6 +4466,7 @@
       </w:tr>
       <w:tr>
         <w:tc>
+          <w:tcPr/>
           <w:p>
             <w:pPr>
               <w:pStyle w:val="Compact"/>
@@ -4340,6 +4478,7 @@
           </w:p>
         </w:tc>
         <w:tc>
+          <w:tcPr/>
           <w:p>
             <w:pPr>
               <w:pStyle w:val="Compact"/>
@@ -4351,6 +4490,7 @@
           </w:p>
         </w:tc>
         <w:tc>
+          <w:tcPr/>
           <w:p>
             <w:pPr>
               <w:pStyle w:val="Compact"/>
@@ -4362,6 +4502,7 @@
           </w:p>
         </w:tc>
         <w:tc>
+          <w:tcPr/>
           <w:p>
             <w:pPr>
               <w:pStyle w:val="Compact"/>
@@ -4373,6 +4514,7 @@
           </w:p>
         </w:tc>
         <w:tc>
+          <w:tcPr/>
           <w:p>
             <w:pPr>
               <w:pStyle w:val="Compact"/>
@@ -4386,6 +4528,7 @@
       </w:tr>
       <w:tr>
         <w:tc>
+          <w:tcPr/>
           <w:p>
             <w:pPr>
               <w:pStyle w:val="Compact"/>
@@ -4397,6 +4540,7 @@
           </w:p>
         </w:tc>
         <w:tc>
+          <w:tcPr/>
           <w:p>
             <w:pPr>
               <w:pStyle w:val="Compact"/>
@@ -4408,6 +4552,7 @@
           </w:p>
         </w:tc>
         <w:tc>
+          <w:tcPr/>
           <w:p>
             <w:pPr>
               <w:pStyle w:val="Compact"/>
@@ -4419,6 +4564,7 @@
           </w:p>
         </w:tc>
         <w:tc>
+          <w:tcPr/>
           <w:p>
             <w:pPr>
               <w:pStyle w:val="Compact"/>
@@ -4430,6 +4576,7 @@
           </w:p>
         </w:tc>
         <w:tc>
+          <w:tcPr/>
           <w:p>
             <w:pPr>
               <w:pStyle w:val="Compact"/>
@@ -4443,6 +4590,7 @@
       </w:tr>
       <w:tr>
         <w:tc>
+          <w:tcPr/>
           <w:p>
             <w:pPr>
               <w:pStyle w:val="Compact"/>
@@ -4454,6 +4602,7 @@
           </w:p>
         </w:tc>
         <w:tc>
+          <w:tcPr/>
           <w:p>
             <w:pPr>
               <w:pStyle w:val="Compact"/>
@@ -4465,6 +4614,7 @@
           </w:p>
         </w:tc>
         <w:tc>
+          <w:tcPr/>
           <w:p>
             <w:pPr>
               <w:pStyle w:val="Compact"/>
@@ -4476,6 +4626,7 @@
           </w:p>
         </w:tc>
         <w:tc>
+          <w:tcPr/>
           <w:p>
             <w:pPr>
               <w:pStyle w:val="Compact"/>
@@ -4487,6 +4638,7 @@
           </w:p>
         </w:tc>
         <w:tc>
+          <w:tcPr/>
           <w:p>
             <w:pPr>
               <w:pStyle w:val="Compact"/>
@@ -4500,6 +4652,7 @@
       </w:tr>
       <w:tr>
         <w:tc>
+          <w:tcPr/>
           <w:p>
             <w:pPr>
               <w:pStyle w:val="Compact"/>
@@ -4511,6 +4664,7 @@
           </w:p>
         </w:tc>
         <w:tc>
+          <w:tcPr/>
           <w:p>
             <w:pPr>
               <w:pStyle w:val="Compact"/>
@@ -4522,6 +4676,7 @@
           </w:p>
         </w:tc>
         <w:tc>
+          <w:tcPr/>
           <w:p>
             <w:pPr>
               <w:pStyle w:val="Compact"/>
@@ -4533,6 +4688,7 @@
           </w:p>
         </w:tc>
         <w:tc>
+          <w:tcPr/>
           <w:p>
             <w:pPr>
               <w:pStyle w:val="Compact"/>
@@ -4544,6 +4700,7 @@
           </w:p>
         </w:tc>
         <w:tc>
+          <w:tcPr/>
           <w:p>
             <w:pPr>
               <w:pStyle w:val="Compact"/>
@@ -4557,6 +4714,7 @@
       </w:tr>
       <w:tr>
         <w:tc>
+          <w:tcPr/>
           <w:p>
             <w:pPr>
               <w:pStyle w:val="Compact"/>
@@ -4568,6 +4726,7 @@
           </w:p>
         </w:tc>
         <w:tc>
+          <w:tcPr/>
           <w:p>
             <w:pPr>
               <w:pStyle w:val="Compact"/>
@@ -4579,6 +4738,7 @@
           </w:p>
         </w:tc>
         <w:tc>
+          <w:tcPr/>
           <w:p>
             <w:pPr>
               <w:pStyle w:val="Compact"/>
@@ -4590,6 +4750,7 @@
           </w:p>
         </w:tc>
         <w:tc>
+          <w:tcPr/>
           <w:p>
             <w:pPr>
               <w:pStyle w:val="Compact"/>
@@ -4601,13 +4762,14 @@
           </w:p>
         </w:tc>
         <w:tc>
-          <w:p>
-            <w:pPr>
-              <w:pStyle w:val="Compact"/>
-              <w:jc w:val="left"/>
-            </w:pPr>
-            <w:r>
-              <w:t xml:space="preserve">Bring-up of 2026-08-18 in ONBOARDING.md. On 2026-09-23 a fresh environment from</w:t>
+          <w:tcPr/>
+          <w:p>
+            <w:pPr>
+              <w:pStyle w:val="Compact"/>
+              <w:jc w:val="left"/>
+            </w:pPr>
+            <w:r>
+              <w:t xml:space="preserve">Bring-up of 2026-08-18 in ONBOARDING.md. On 2026-10-02 a second host rebuilt both environments from</w:t>
             </w:r>
             <w:r>
               <w:t xml:space="preserve"> </w:t>
@@ -4622,13 +4784,29 @@
               <w:t xml:space="preserve"> </w:t>
             </w:r>
             <w:r>
-              <w:t xml:space="preserve">ran every provider; the driver monitor additionally needs a CPU with AVX, which this VM lacks. Re-run on the Pi 5 in S3</w:t>
-            </w:r>
-          </w:p>
-        </w:tc>
-      </w:tr>
-      <w:tr>
-        <w:tc>
+              <w:t xml:space="preserve">with</w:t>
+            </w:r>
+            <w:r>
+              <w:t xml:space="preserve"> </w:t>
+            </w:r>
+            <w:r>
+              <w:rPr>
+                <w:rStyle w:val="VerbatimChar"/>
+              </w:rPr>
+              <w:t xml:space="preserve">constraints.txt</w:t>
+            </w:r>
+            <w:r>
+              <w:t xml:space="preserve"> </w:t>
+            </w:r>
+            <w:r>
+              <w:t xml:space="preserve">and ran every provider, the driver monitor included; a fresh install matches the SBOM exactly. Re-run on the Pi 5 in S3</w:t>
+            </w:r>
+          </w:p>
+        </w:tc>
+      </w:tr>
+      <w:tr>
+        <w:tc>
+          <w:tcPr/>
           <w:p>
             <w:pPr>
               <w:pStyle w:val="Compact"/>
@@ -4640,6 +4818,7 @@
           </w:p>
         </w:tc>
         <w:tc>
+          <w:tcPr/>
           <w:p>
             <w:pPr>
               <w:pStyle w:val="Compact"/>
@@ -4651,6 +4830,7 @@
           </w:p>
         </w:tc>
         <w:tc>
+          <w:tcPr/>
           <w:p>
             <w:pPr>
               <w:pStyle w:val="Compact"/>
@@ -4662,6 +4842,7 @@
           </w:p>
         </w:tc>
         <w:tc>
+          <w:tcPr/>
           <w:p>
             <w:pPr>
               <w:pStyle w:val="Compact"/>
@@ -4673,6 +4854,7 @@
           </w:p>
         </w:tc>
         <w:tc>
+          <w:tcPr/>
           <w:p>
             <w:pPr>
               <w:pStyle w:val="Compact"/>
@@ -4686,6 +4868,7 @@
       </w:tr>
       <w:tr>
         <w:tc>
+          <w:tcPr/>
           <w:p>
             <w:pPr>
               <w:pStyle w:val="Compact"/>
@@ -4697,6 +4880,7 @@
           </w:p>
         </w:tc>
         <w:tc>
+          <w:tcPr/>
           <w:p>
             <w:pPr>
               <w:pStyle w:val="Compact"/>
@@ -4708,6 +4892,7 @@
           </w:p>
         </w:tc>
         <w:tc>
+          <w:tcPr/>
           <w:p>
             <w:pPr>
               <w:pStyle w:val="Compact"/>
@@ -4719,6 +4904,7 @@
           </w:p>
         </w:tc>
         <w:tc>
+          <w:tcPr/>
           <w:p>
             <w:pPr>
               <w:pStyle w:val="Compact"/>
@@ -4730,6 +4916,7 @@
           </w:p>
         </w:tc>
         <w:tc>
+          <w:tcPr/>
           <w:p>
             <w:pPr>
               <w:pStyle w:val="Compact"/>
@@ -4743,6 +4930,7 @@
       </w:tr>
       <w:tr>
         <w:tc>
+          <w:tcPr/>
           <w:p>
             <w:pPr>
               <w:pStyle w:val="Compact"/>
@@ -4754,6 +4942,7 @@
           </w:p>
         </w:tc>
         <w:tc>
+          <w:tcPr/>
           <w:p>
             <w:pPr>
               <w:pStyle w:val="Compact"/>
@@ -4765,6 +4954,7 @@
           </w:p>
         </w:tc>
         <w:tc>
+          <w:tcPr/>
           <w:p>
             <w:pPr>
               <w:pStyle w:val="Compact"/>
@@ -4776,6 +4966,7 @@
           </w:p>
         </w:tc>
         <w:tc>
+          <w:tcPr/>
           <w:p>
             <w:pPr>
               <w:pStyle w:val="Compact"/>
@@ -4787,6 +4978,7 @@
           </w:p>
         </w:tc>
         <w:tc>
+          <w:tcPr/>
           <w:p>
             <w:pPr>
               <w:pStyle w:val="Compact"/>
@@ -4847,15 +5039,15 @@
         </w:tc>
       </w:tr>
     </w:tbl>
+    <w:bookmarkEnd w:id="37"/>
+    <w:bookmarkStart w:id="38" w:name="constraints-and-assumptions"/>
     <w:p>
       <w:pPr>
         <w:pStyle w:val="Heading1"/>
       </w:pPr>
-      <w:bookmarkStart w:id="36" w:name="constraints-and-assumptions"/>
       <w:r>
         <w:t xml:space="preserve">5. Constraints and assumptions</w:t>
       </w:r>
-      <w:bookmarkEnd w:id="36"/>
     </w:p>
     <w:p>
       <w:pPr>
@@ -4865,15 +5057,15 @@
         <w:t xml:space="preserve">Constraints C-1 to C-5 and assumptions A-1 to A-3 are owned by PULSE-StRS-001 section 5 and apply here unchanged.</w:t>
       </w:r>
     </w:p>
+    <w:bookmarkEnd w:id="38"/>
+    <w:bookmarkStart w:id="39" w:name="requirement-summary-at-week-3"/>
     <w:p>
       <w:pPr>
         <w:pStyle w:val="Heading1"/>
       </w:pPr>
-      <w:bookmarkStart w:id="37" w:name="requirement-summary-at-week-3"/>
       <w:r>
         <w:t xml:space="preserve">6. Requirement summary at week 3</w:t>
       </w:r>
-      <w:bookmarkEnd w:id="37"/>
     </w:p>
     <w:p>
       <w:pPr>
@@ -4891,6 +5083,7 @@
         <w:t xml:space="preserve">That matrix also covers safety (SR) and security (CS) requirements, which live in PULSE-SAF-001 and PULSE-SEC-001.</w:t>
       </w:r>
     </w:p>
+    <w:bookmarkEnd w:id="39"/>
     <w:sectPr/>
   </w:body>
 </w:document>
@@ -4922,17 +5115,14 @@
 <file path=word/numbering.xml><?xml version="1.0" encoding="utf-8"?>
 <w:numbering xmlns:w="http://schemas.openxmlformats.org/wordprocessingml/2006/main">
   <w:abstractNum w:abstractNumId="990">
-    <w:nsid w:val="170cd2de"/>
+    <w:nsid w:val="A990"/>
     <w:multiLevelType w:val="multilevel"/>
     <w:lvl w:ilvl="0">
       <w:numFmt w:val="bullet"/>
       <w:lvlText w:val=" "/>
       <w:lvlJc w:val="left"/>
       <w:pPr>
-        <w:tabs>
-          <w:tab w:val="num" w:pos="0"/>
-        </w:tabs>
-        <w:ind w:left="480" w:hanging="480"/>
+        <w:ind w:left="720" w:hanging="480"/>
       </w:pPr>
     </w:lvl>
     <w:lvl w:ilvl="1">
@@ -4940,10 +5130,7 @@
       <w:lvlText w:val=" "/>
       <w:lvlJc w:val="left"/>
       <w:pPr>
-        <w:tabs>
-          <w:tab w:val="num" w:pos="720"/>
-        </w:tabs>
-        <w:ind w:left="1200" w:hanging="480"/>
+        <w:ind w:left="1440" w:hanging="480"/>
       </w:pPr>
     </w:lvl>
     <w:lvl w:ilvl="2">
@@ -4951,10 +5138,7 @@
       <w:lvlText w:val=" "/>
       <w:lvlJc w:val="left"/>
       <w:pPr>
-        <w:tabs>
-          <w:tab w:val="num" w:pos="1440"/>
-        </w:tabs>
-        <w:ind w:left="1920" w:hanging="480"/>
+        <w:ind w:left="2160" w:hanging="480"/>
       </w:pPr>
     </w:lvl>
     <w:lvl w:ilvl="3">
@@ -4962,10 +5146,7 @@
       <w:lvlText w:val=" "/>
       <w:lvlJc w:val="left"/>
       <w:pPr>
-        <w:tabs>
-          <w:tab w:val="num" w:pos="2160"/>
-        </w:tabs>
-        <w:ind w:left="2640" w:hanging="480"/>
+        <w:ind w:left="2880" w:hanging="480"/>
       </w:pPr>
     </w:lvl>
     <w:lvl w:ilvl="4">
@@ -4973,10 +5154,7 @@
       <w:lvlText w:val=" "/>
       <w:lvlJc w:val="left"/>
       <w:pPr>
-        <w:tabs>
-          <w:tab w:val="num" w:pos="2880"/>
-        </w:tabs>
-        <w:ind w:left="3360" w:hanging="480"/>
+        <w:ind w:left="3600" w:hanging="480"/>
       </w:pPr>
     </w:lvl>
     <w:lvl w:ilvl="5">
@@ -4984,10 +5162,7 @@
       <w:lvlText w:val=" "/>
       <w:lvlJc w:val="left"/>
       <w:pPr>
-        <w:tabs>
-          <w:tab w:val="num" w:pos="3600"/>
-        </w:tabs>
-        <w:ind w:left="4080" w:hanging="480"/>
+        <w:ind w:left="4320" w:hanging="480"/>
       </w:pPr>
     </w:lvl>
     <w:lvl w:ilvl="6">
@@ -4995,10 +5170,7 @@
       <w:lvlText w:val=" "/>
       <w:lvlJc w:val="left"/>
       <w:pPr>
-        <w:tabs>
-          <w:tab w:val="num" w:pos="4320"/>
-        </w:tabs>
-        <w:ind w:left="4800" w:hanging="480"/>
+        <w:ind w:left="5040" w:hanging="480"/>
       </w:pPr>
     </w:lvl>
     <w:lvl w:ilvl="7">
@@ -5006,10 +5178,7 @@
       <w:lvlText w:val=" "/>
       <w:lvlJc w:val="left"/>
       <w:pPr>
-        <w:tabs>
-          <w:tab w:val="num" w:pos="5040"/>
-        </w:tabs>
-        <w:ind w:left="5520" w:hanging="480"/>
+        <w:ind w:left="5760" w:hanging="480"/>
       </w:pPr>
     </w:lvl>
     <w:lvl w:ilvl="8">
@@ -5017,119 +5186,10 @@
       <w:lvlText w:val=" "/>
       <w:lvlJc w:val="left"/>
       <w:pPr>
-        <w:tabs>
-          <w:tab w:val="num" w:pos="5760"/>
-        </w:tabs>
-        <w:ind w:left="6240" w:hanging="480"/>
+        <w:ind w:left="6480" w:hanging="480"/>
       </w:pPr>
     </w:lvl>
   </w:abstractNum>
-  <w:abstractNum w:abstractNumId="990">
-    <w:nsid w:val="2c1ae401"/>
-    <w:multiLevelType w:val="multilevel"/>
-    <w:lvl w:ilvl="0">
-      <w:numFmt w:val="bullet"/>
-      <w:lvlText w:val=" "/>
-      <w:lvlJc w:val="left"/>
-      <w:pPr>
-        <w:tabs>
-          <w:tab w:val="num" w:pos="0"/>
-        </w:tabs>
-        <w:ind w:left="480" w:hanging="480"/>
-      </w:pPr>
-    </w:lvl>
-    <w:lvl w:ilvl="1">
-      <w:numFmt w:val="bullet"/>
-      <w:lvlText w:val=" "/>
-      <w:lvlJc w:val="left"/>
-      <w:pPr>
-        <w:tabs>
-          <w:tab w:val="num" w:pos="720"/>
-        </w:tabs>
-        <w:ind w:left="1200" w:hanging="480"/>
-      </w:pPr>
-    </w:lvl>
-    <w:lvl w:ilvl="2">
-      <w:numFmt w:val="bullet"/>
-      <w:lvlText w:val=" "/>
-      <w:lvlJc w:val="left"/>
-      <w:pPr>
-        <w:tabs>
-          <w:tab w:val="num" w:pos="1440"/>
-        </w:tabs>
-        <w:ind w:left="1920" w:hanging="480"/>
-      </w:pPr>
-    </w:lvl>
-    <w:lvl w:ilvl="3">
-      <w:numFmt w:val="bullet"/>
-      <w:lvlText w:val=" "/>
-      <w:lvlJc w:val="left"/>
-      <w:pPr>
-        <w:tabs>
-          <w:tab w:val="num" w:pos="2160"/>
-        </w:tabs>
-        <w:ind w:left="2640" w:hanging="480"/>
-      </w:pPr>
-    </w:lvl>
-    <w:lvl w:ilvl="4">
-      <w:numFmt w:val="bullet"/>
-      <w:lvlText w:val=" "/>
-      <w:lvlJc w:val="left"/>
-      <w:pPr>
-        <w:tabs>
-          <w:tab w:val="num" w:pos="2880"/>
-        </w:tabs>
-        <w:ind w:left="3360" w:hanging="480"/>
-      </w:pPr>
-    </w:lvl>
-    <w:lvl w:ilvl="5">
-      <w:numFmt w:val="bullet"/>
-      <w:lvlText w:val=" "/>
-      <w:lvlJc w:val="left"/>
-      <w:pPr>
-        <w:tabs>
-          <w:tab w:val="num" w:pos="3600"/>
-        </w:tabs>
-        <w:ind w:left="4080" w:hanging="480"/>
-      </w:pPr>
-    </w:lvl>
-    <w:lvl w:ilvl="6">
-      <w:numFmt w:val="bullet"/>
-      <w:lvlText w:val=" "/>
-      <w:lvlJc w:val="left"/>
-      <w:pPr>
-        <w:tabs>
-          <w:tab w:val="num" w:pos="4320"/>
-        </w:tabs>
-        <w:ind w:left="4800" w:hanging="480"/>
-      </w:pPr>
-    </w:lvl>
-    <w:lvl w:ilvl="7">
-      <w:numFmt w:val="bullet"/>
-      <w:lvlText w:val=" "/>
-      <w:lvlJc w:val="left"/>
-      <w:pPr>
-        <w:tabs>
-          <w:tab w:val="num" w:pos="5040"/>
-        </w:tabs>
-        <w:ind w:left="5520" w:hanging="480"/>
-      </w:pPr>
-    </w:lvl>
-    <w:lvl w:ilvl="8">
-      <w:numFmt w:val="bullet"/>
-      <w:lvlText w:val=" "/>
-      <w:lvlJc w:val="left"/>
-      <w:pPr>
-        <w:tabs>
-          <w:tab w:val="num" w:pos="5760"/>
-        </w:tabs>
-        <w:ind w:left="6240" w:hanging="480"/>
-      </w:pPr>
-    </w:lvl>
-  </w:abstractNum>
-  <w:num w:numId="1000">
-    <w:abstractNumId w:val="990"/>
-  </w:num>
   <w:num w:numId="1000">
     <w:abstractNumId w:val="990"/>
   </w:num>
@@ -5141,10 +5201,10 @@
   <w:docDefaults>
     <w:rPrDefault>
       <w:rPr>
-        <w:rFonts w:asciiTheme="minorHAnsi" w:eastAsiaTheme="minorHAnsi" w:hAnsiTheme="minorHAnsi" w:cstheme="minorBidi"/>
+        <w:rFonts w:asciiTheme="minorHAnsi" w:cstheme="minorBidi" w:eastAsiaTheme="minorHAnsi" w:hAnsiTheme="minorHAnsi"/>
         <w:sz w:val="24"/>
         <w:szCs w:val="24"/>
-        <w:lang w:val="en-US" w:eastAsia="en-US" w:bidi="ar-SA"/>
+        <w:lang w:bidi="ar-SA" w:eastAsia="en-US" w:val="en-US"/>
       </w:rPr>
     </w:rPrDefault>
     <w:pPrDefault>
@@ -5153,35 +5213,35 @@
       </w:pPr>
     </w:pPrDefault>
   </w:docDefaults>
-  <w:latentStyles w:defLockedState="0" w:defUIPriority="0" w:defSemiHidden="0" w:defUnhideWhenUsed="0" w:defQFormat="0" w:count="276"/>
-  <w:style w:type="paragraph" w:default="1" w:styleId="Normal">
+  <w:latentStyles w:count="276" w:defLockedState="0" w:defQFormat="0" w:defSemiHidden="0" w:defUIPriority="0" w:defUnhideWhenUsed="0"/>
+  <w:style w:default="1" w:styleId="Normal" w:type="paragraph">
     <w:name w:val="Normal"/>
     <w:qFormat/>
   </w:style>
-  <w:style w:type="paragraph" w:styleId="BodyText">
+  <w:style w:styleId="BodyText" w:type="paragraph">
     <w:name w:val="Body Text"/>
     <w:basedOn w:val="Normal"/>
     <w:link w:val="BodyTextChar"/>
     <w:pPr>
-      <w:spacing w:before="180" w:after="180"/>
+      <w:spacing w:after="180" w:before="180"/>
     </w:pPr>
     <w:qFormat/>
   </w:style>
-  <w:style w:type="paragraph" w:customStyle="1" w:styleId="FirstParagraph">
+  <w:style w:customStyle="1" w:styleId="FirstParagraph" w:type="paragraph">
     <w:name w:val="First Paragraph"/>
     <w:basedOn w:val="BodyText"/>
     <w:next w:val="BodyText"/>
     <w:qFormat/>
   </w:style>
-  <w:style w:type="paragraph" w:customStyle="1" w:styleId="Compact">
+  <w:style w:customStyle="1" w:styleId="Compact" w:type="paragraph">
     <w:name w:val="Compact"/>
     <w:basedOn w:val="BodyText"/>
     <w:qFormat/>
     <w:pPr>
-      <w:spacing w:before="36" w:after="36"/>
+      <w:spacing w:after="36" w:before="36"/>
     </w:pPr>
   </w:style>
-  <w:style w:type="paragraph" w:styleId="Title">
+  <w:style w:styleId="Title" w:type="paragraph">
     <w:name w:val="Title"/>
     <w:basedOn w:val="Normal"/>
     <w:next w:val="BodyText"/>
@@ -5189,19 +5249,19 @@
     <w:pPr>
       <w:keepNext/>
       <w:keepLines/>
-      <w:spacing w:before="480" w:after="240"/>
+      <w:spacing w:after="240" w:before="480"/>
       <w:jc w:val="center"/>
     </w:pPr>
     <w:rPr>
-      <w:rFonts w:asciiTheme="majorHAnsi" w:eastAsiaTheme="majorEastAsia" w:hAnsiTheme="majorHAnsi" w:cstheme="majorBidi"/>
+      <w:rFonts w:asciiTheme="majorHAnsi" w:cstheme="majorBidi" w:eastAsiaTheme="majorEastAsia" w:hAnsiTheme="majorHAnsi"/>
       <w:b/>
       <w:bCs/>
-      <w:color w:val="345A8A" w:themeColor="accent1" w:themeShade="B5"/>
+      <w:color w:themeColor="accent1" w:themeShade="B5" w:val="345A8A"/>
       <w:sz w:val="36"/>
       <w:szCs w:val="36"/>
     </w:rPr>
   </w:style>
-  <w:style w:type="paragraph" w:styleId="Subtitle">
+  <w:style w:styleId="Subtitle" w:type="paragraph">
     <w:name w:val="Subtitle"/>
     <w:basedOn w:val="Title"/>
     <w:next w:val="BodyText"/>
@@ -5209,7 +5269,7 @@
     <w:pPr>
       <w:keepNext/>
       <w:keepLines/>
-      <w:spacing w:before="240" w:after="240"/>
+      <w:spacing w:after="240" w:before="240"/>
       <w:jc w:val="center"/>
     </w:pPr>
     <w:rPr>
@@ -5217,7 +5277,7 @@
       <w:szCs w:val="30"/>
     </w:rPr>
   </w:style>
-  <w:style w:type="paragraph" w:customStyle="1" w:styleId="Author">
+  <w:style w:customStyle="1" w:styleId="Author" w:type="paragraph">
     <w:name w:val="Author"/>
     <w:next w:val="BodyText"/>
     <w:qFormat/>
@@ -5227,7 +5287,7 @@
       <w:jc w:val="center"/>
     </w:pPr>
   </w:style>
-  <w:style w:type="paragraph" w:styleId="Date">
+  <w:style w:styleId="Date" w:type="paragraph">
     <w:name w:val="Date"/>
     <w:next w:val="BodyText"/>
     <w:qFormat/>
@@ -5237,7 +5297,26 @@
       <w:jc w:val="center"/>
     </w:pPr>
   </w:style>
-  <w:style w:type="paragraph" w:customStyle="1" w:styleId="Abstract">
+  <w:style w:customStyle="1" w:styleId="AbstractTitle" w:type="paragraph">
+    <w:name w:val="Abstract Title"/>
+    <w:basedOn w:val="Normal"/>
+    <w:next w:val="Abstract"/>
+    <w:qFormat/>
+    <w:pPr>
+      <w:keepNext/>
+      <w:keepLines/>
+      <w:jc w:val="center"/>
+      <w:spacing w:after="0" w:before="300"/>
+    </w:pPr>
+    <w:rPr>
+      <w:sz w:val="20"/>
+      <w:szCs w:val="20"/>
+      <w:b/>
+      <w:color w:val="345A8A"/>
+      &gt;
+    </w:rPr>
+  </w:style>
+  <w:style w:customStyle="1" w:styleId="Abstract" w:type="paragraph">
     <w:name w:val="Abstract"/>
     <w:basedOn w:val="Normal"/>
     <w:next w:val="BodyText"/>
@@ -5245,14 +5324,14 @@
     <w:pPr>
       <w:keepNext/>
       <w:keepLines/>
-      <w:spacing w:before="300" w:after="300"/>
+      <w:spacing w:after="300" w:before="100"/>
     </w:pPr>
     <w:rPr>
       <w:sz w:val="20"/>
       <w:szCs w:val="20"/>
     </w:rPr>
   </w:style>
-  <w:style w:type="paragraph" w:styleId="Bibliography">
+  <w:style w:styleId="Bibliography" w:type="paragraph">
     <w:name w:val="Bibliography"/>
     <w:basedOn w:val="Normal"/>
     <w:next w:val="Bibliography"/>
@@ -5260,7 +5339,7 @@
     <w:pPr/>
     <w:rPr/>
   </w:style>
-  <w:style w:type="paragraph" w:styleId="Heading1">
+  <w:style w:styleId="Heading1" w:type="paragraph">
     <w:name w:val="Heading 1"/>
     <w:basedOn w:val="Normal"/>
     <w:next w:val="BodyText"/>
@@ -5269,19 +5348,19 @@
     <w:pPr>
       <w:keepNext/>
       <w:keepLines/>
-      <w:spacing w:before="480" w:after="0"/>
+      <w:spacing w:after="0" w:before="480"/>
       <w:outlineLvl w:val="0"/>
     </w:pPr>
     <w:rPr>
-      <w:rFonts w:asciiTheme="majorHAnsi" w:eastAsiaTheme="majorEastAsia" w:hAnsiTheme="majorHAnsi" w:cstheme="majorBidi"/>
+      <w:rFonts w:asciiTheme="majorHAnsi" w:cstheme="majorBidi" w:eastAsiaTheme="majorEastAsia" w:hAnsiTheme="majorHAnsi"/>
       <w:b/>
       <w:bCs/>
-      <w:color w:val="345A8A" w:themeColor="accent1" w:themeShade="B5"/>
+      <w:color w:themeColor="accent1" w:val="4F81BD"/>
       <w:sz w:val="32"/>
       <w:szCs w:val="32"/>
     </w:rPr>
   </w:style>
-  <w:style w:type="paragraph" w:styleId="Heading2">
+  <w:style w:styleId="Heading2" w:type="paragraph">
     <w:name w:val="Heading 2"/>
     <w:basedOn w:val="Normal"/>
     <w:next w:val="BodyText"/>
@@ -5291,19 +5370,19 @@
     <w:pPr>
       <w:keepNext/>
       <w:keepLines/>
-      <w:spacing w:before="200" w:after="0"/>
+      <w:spacing w:after="0" w:before="200"/>
       <w:outlineLvl w:val="1"/>
     </w:pPr>
     <w:rPr>
-      <w:rFonts w:asciiTheme="majorHAnsi" w:eastAsiaTheme="majorEastAsia" w:hAnsiTheme="majorHAnsi" w:cstheme="majorBidi"/>
+      <w:rFonts w:asciiTheme="majorHAnsi" w:cstheme="majorBidi" w:eastAsiaTheme="majorEastAsia" w:hAnsiTheme="majorHAnsi"/>
       <w:b/>
       <w:bCs/>
-      <w:color w:val="4F81BD" w:themeColor="accent1"/>
-      <w:sz w:val="32"/>
-      <w:szCs w:val="32"/>
+      <w:color w:themeColor="accent1" w:val="4F81BD"/>
+      <w:sz w:val="28"/>
+      <w:szCs w:val="28"/>
     </w:rPr>
   </w:style>
-  <w:style w:type="paragraph" w:styleId="Heading3">
+  <w:style w:styleId="Heading3" w:type="paragraph">
     <w:name w:val="Heading 3"/>
     <w:basedOn w:val="Normal"/>
     <w:next w:val="BodyText"/>
@@ -5313,19 +5392,19 @@
     <w:pPr>
       <w:keepNext/>
       <w:keepLines/>
-      <w:spacing w:before="200" w:after="0"/>
+      <w:spacing w:after="0" w:before="200"/>
       <w:outlineLvl w:val="2"/>
     </w:pPr>
     <w:rPr>
-      <w:rFonts w:asciiTheme="majorHAnsi" w:eastAsiaTheme="majorEastAsia" w:hAnsiTheme="majorHAnsi" w:cstheme="majorBidi"/>
+      <w:rFonts w:asciiTheme="majorHAnsi" w:cstheme="majorBidi" w:eastAsiaTheme="majorEastAsia" w:hAnsiTheme="majorHAnsi"/>
       <w:b/>
       <w:bCs/>
-      <w:color w:val="4F81BD" w:themeColor="accent1"/>
-      <w:sz w:val="28"/>
-      <w:szCs w:val="28"/>
+      <w:color w:themeColor="accent1" w:val="4F81BD"/>
+      <w:sz w:val="24"/>
+      <w:szCs w:val="24"/>
     </w:rPr>
   </w:style>
-  <w:style w:type="paragraph" w:styleId="Heading4">
+  <w:style w:styleId="Heading4" w:type="paragraph">
     <w:name w:val="Heading 4"/>
     <w:basedOn w:val="Normal"/>
     <w:next w:val="BodyText"/>
@@ -5335,19 +5414,19 @@
     <w:pPr>
       <w:keepNext/>
       <w:keepLines/>
-      <w:spacing w:before="200" w:after="0"/>
+      <w:spacing w:after="0" w:before="200"/>
       <w:outlineLvl w:val="3"/>
     </w:pPr>
     <w:rPr>
-      <w:rFonts w:asciiTheme="majorHAnsi" w:eastAsiaTheme="majorEastAsia" w:hAnsiTheme="majorHAnsi" w:cstheme="majorBidi"/>
-      <w:b/>
+      <w:rFonts w:asciiTheme="majorHAnsi" w:cstheme="majorBidi" w:eastAsiaTheme="majorEastAsia" w:hAnsiTheme="majorHAnsi"/>
+      <w:i/>
       <w:bCs/>
-      <w:color w:val="4F81BD" w:themeColor="accent1"/>
+      <w:color w:themeColor="accent1" w:val="4F81BD"/>
       <w:sz w:val="24"/>
       <w:szCs w:val="24"/>
     </w:rPr>
   </w:style>
-  <w:style w:type="paragraph" w:styleId="Heading5">
+  <w:style w:styleId="Heading5" w:type="paragraph">
     <w:name w:val="Heading 5"/>
     <w:basedOn w:val="Normal"/>
     <w:next w:val="BodyText"/>
@@ -5357,19 +5436,18 @@
     <w:pPr>
       <w:keepNext/>
       <w:keepLines/>
-      <w:spacing w:before="200" w:after="0"/>
+      <w:spacing w:after="0" w:before="200"/>
       <w:outlineLvl w:val="4"/>
     </w:pPr>
     <w:rPr>
-      <w:rFonts w:asciiTheme="majorHAnsi" w:eastAsiaTheme="majorEastAsia" w:hAnsiTheme="majorHAnsi" w:cstheme="majorBidi"/>
-      <w:i/>
+      <w:rFonts w:asciiTheme="majorHAnsi" w:cstheme="majorBidi" w:eastAsiaTheme="majorEastAsia" w:hAnsiTheme="majorHAnsi"/>
       <w:iCs/>
-      <w:color w:val="4F81BD" w:themeColor="accent1"/>
+      <w:color w:themeColor="accent1" w:val="4F81BD"/>
       <w:sz w:val="24"/>
       <w:szCs w:val="24"/>
     </w:rPr>
   </w:style>
-  <w:style w:type="paragraph" w:styleId="Heading6">
+  <w:style w:styleId="Heading6" w:type="paragraph">
     <w:name w:val="Heading 6"/>
     <w:basedOn w:val="Normal"/>
     <w:next w:val="BodyText"/>
@@ -5379,17 +5457,17 @@
     <w:pPr>
       <w:keepNext/>
       <w:keepLines/>
-      <w:spacing w:before="200" w:after="0"/>
+      <w:spacing w:after="0" w:before="200"/>
       <w:outlineLvl w:val="5"/>
     </w:pPr>
     <w:rPr>
-      <w:rFonts w:asciiTheme="majorHAnsi" w:eastAsiaTheme="majorEastAsia" w:hAnsiTheme="majorHAnsi" w:cstheme="majorBidi"/>
-      <w:color w:val="4F81BD" w:themeColor="accent1"/>
+      <w:rFonts w:asciiTheme="majorHAnsi" w:cstheme="majorBidi" w:eastAsiaTheme="majorEastAsia" w:hAnsiTheme="majorHAnsi"/>
+      <w:color w:themeColor="accent1" w:val="4F81BD"/>
       <w:sz w:val="24"/>
       <w:szCs w:val="24"/>
     </w:rPr>
   </w:style>
-  <w:style w:type="paragraph" w:styleId="Heading7">
+  <w:style w:styleId="Heading7" w:type="paragraph">
     <w:name w:val="Heading 7"/>
     <w:basedOn w:val="Normal"/>
     <w:next w:val="BodyText"/>
@@ -5399,17 +5477,17 @@
     <w:pPr>
       <w:keepNext/>
       <w:keepLines/>
-      <w:spacing w:before="200" w:after="0"/>
+      <w:spacing w:after="0" w:before="200"/>
       <w:outlineLvl w:val="6"/>
     </w:pPr>
     <w:rPr>
-      <w:rFonts w:asciiTheme="majorHAnsi" w:eastAsiaTheme="majorEastAsia" w:hAnsiTheme="majorHAnsi" w:cstheme="majorBidi"/>
-      <w:color w:val="4F81BD" w:themeColor="accent1"/>
+      <w:rFonts w:asciiTheme="majorHAnsi" w:cstheme="majorBidi" w:eastAsiaTheme="majorEastAsia" w:hAnsiTheme="majorHAnsi"/>
+      <w:color w:themeColor="accent1" w:val="4F81BD"/>
       <w:sz w:val="24"/>
       <w:szCs w:val="24"/>
     </w:rPr>
   </w:style>
-  <w:style w:type="paragraph" w:styleId="Heading8">
+  <w:style w:styleId="Heading8" w:type="paragraph">
     <w:name w:val="Heading 8"/>
     <w:basedOn w:val="Normal"/>
     <w:next w:val="BodyText"/>
@@ -5419,17 +5497,17 @@
     <w:pPr>
       <w:keepNext/>
       <w:keepLines/>
-      <w:spacing w:before="200" w:after="0"/>
+      <w:spacing w:after="0" w:before="200"/>
       <w:outlineLvl w:val="7"/>
     </w:pPr>
     <w:rPr>
-      <w:rFonts w:asciiTheme="majorHAnsi" w:eastAsiaTheme="majorEastAsia" w:hAnsiTheme="majorHAnsi" w:cstheme="majorBidi"/>
-      <w:color w:val="4F81BD" w:themeColor="accent1"/>
+      <w:rFonts w:asciiTheme="majorHAnsi" w:cstheme="majorBidi" w:eastAsiaTheme="majorEastAsia" w:hAnsiTheme="majorHAnsi"/>
+      <w:color w:themeColor="accent1" w:val="4F81BD"/>
       <w:sz w:val="24"/>
       <w:szCs w:val="24"/>
     </w:rPr>
   </w:style>
-  <w:style w:type="paragraph" w:styleId="Heading9">
+  <w:style w:styleId="Heading9" w:type="paragraph">
     <w:name w:val="Heading 9"/>
     <w:basedOn w:val="Normal"/>
     <w:next w:val="BodyText"/>
@@ -5439,17 +5517,17 @@
     <w:pPr>
       <w:keepNext/>
       <w:keepLines/>
-      <w:spacing w:before="200" w:after="0"/>
+      <w:spacing w:after="0" w:before="200"/>
       <w:outlineLvl w:val="8"/>
     </w:pPr>
     <w:rPr>
-      <w:rFonts w:asciiTheme="majorHAnsi" w:eastAsiaTheme="majorEastAsia" w:hAnsiTheme="majorHAnsi" w:cstheme="majorBidi"/>
-      <w:color w:val="4F81BD" w:themeColor="accent1"/>
+      <w:rFonts w:asciiTheme="majorHAnsi" w:cstheme="majorBidi" w:eastAsiaTheme="majorEastAsia" w:hAnsiTheme="majorHAnsi"/>
+      <w:color w:themeColor="accent1" w:val="4F81BD"/>
       <w:sz w:val="24"/>
       <w:szCs w:val="24"/>
     </w:rPr>
   </w:style>
-  <w:style w:type="paragraph" w:styleId="BlockText">
+  <w:style w:styleId="BlockText" w:type="paragraph">
     <w:name w:val="Block Text"/>
     <w:basedOn w:val="BodyText"/>
     <w:next w:val="BodyText"/>
@@ -5457,17 +5535,11 @@
     <w:unhideWhenUsed/>
     <w:qFormat/>
     <w:pPr>
-      <w:spacing w:before="100" w:after="100"/>
-      <w:ind w:firstLine="0"/>
+      <w:spacing w:after="100" w:before="100"/>
+      <w:ind w:firstLine="0" w:left="480" w:right="480"/>
     </w:pPr>
-    <w:rPr>
-      <w:rFonts w:asciiTheme="majorHAnsi" w:eastAsiaTheme="majorEastAsia" w:hAnsiTheme="majorHAnsi" w:cstheme="majorBidi"/>
-      <w:bCs/>
-      <w:sz w:val="20"/>
-      <w:szCs w:val="20"/>
-    </w:rPr>
-  </w:style>
-  <w:style w:type="paragraph" w:styleId="FootnoteText">
+  </w:style>
+  <w:style w:styleId="FootnoteText" w:type="paragraph">
     <w:name w:val="Footnote Text"/>
     <w:basedOn w:val="Normal"/>
     <w:next w:val="FootnoteText"/>
@@ -5475,28 +5547,43 @@
     <w:unhideWhenUsed/>
     <w:qFormat/>
   </w:style>
-  <w:style w:type="character" w:default="1" w:styleId="DefaultParagraphFont">
+  <w:style w:default="1" w:styleId="DefaultParagraphFont" w:type="character">
     <w:name w:val="Default Paragraph Font"/>
     <w:semiHidden/>
     <w:unhideWhenUsed/>
   </w:style>
-  <w:style w:type="table" w:default="1" w:styleId="Table">
+  <w:style w:default="1" w:styleId="Table" w:type="table">
     <w:name w:val="Table"/>
     <w:basedOn w:val="TableNormal"/>
     <w:semiHidden/>
     <w:unhideWhenUsed/>
     <w:qFormat/>
     <w:tblPr>
-      <w:tblInd w:w="0" w:type="dxa"/>
+      <w:tblInd w:type="dxa" w:w="0"/>
       <w:tblCellMar>
-        <w:top w:w="0" w:type="dxa"/>
-        <w:left w:w="108" w:type="dxa"/>
-        <w:bottom w:w="0" w:type="dxa"/>
-        <w:right w:w="108" w:type="dxa"/>
+        <w:top w:type="dxa" w:w="0"/>
+        <w:left w:type="dxa" w:w="108"/>
+        <w:bottom w:type="dxa" w:w="0"/>
+        <w:right w:type="dxa" w:w="108"/>
       </w:tblCellMar>
     </w:tblPr>
-  </w:style>
-  <w:style w:type="paragraph" w:customStyle="1" w:styleId="DefinitionTerm">
+    <w:tblStylePr w:type="firstRow">
+      <w:tblPr>
+        <w:jc w:val="left"/>
+        <w:tblInd w:type="dxa" w:w="0"/>
+      </w:tblPr>
+      <w:trPr>
+        <w:jc w:val="left"/>
+      </w:trPr>
+      <w:tcPr>
+        <w:vAlign w:val="bottom"/>
+        <w:tcBorders>
+          <w:bottom w:val="single"/>
+        </w:tcBorders>
+      </w:tcPr>
+    </w:tblStylePr>
+  </w:style>
+  <w:style w:customStyle="1" w:styleId="DefinitionTerm" w:type="paragraph">
     <w:name w:val="Definition Term"/>
     <w:basedOn w:val="Normal"/>
     <w:next w:val="Definition"/>
@@ -5509,49 +5596,49 @@
       <w:b/>
     </w:rPr>
   </w:style>
-  <w:style w:type="paragraph" w:customStyle="1" w:styleId="Definition">
+  <w:style w:customStyle="1" w:styleId="Definition" w:type="paragraph">
     <w:name w:val="Definition"/>
     <w:basedOn w:val="Normal"/>
   </w:style>
-  <w:style w:type="paragraph" w:styleId="Caption">
+  <w:style w:styleId="Caption" w:type="paragraph">
     <w:name w:val="Caption"/>
     <w:basedOn w:val="Normal"/>
     <w:link w:val="BodyTextChar"/>
     <w:pPr>
-      <w:spacing w:before="0" w:after="120"/>
+      <w:spacing w:after="120" w:before="0"/>
     </w:pPr>
     <w:rPr>
       <w:i/>
     </w:rPr>
   </w:style>
-  <w:style w:type="paragraph" w:customStyle="1" w:styleId="TableCaption">
+  <w:style w:customStyle="1" w:styleId="TableCaption" w:type="paragraph">
     <w:name w:val="Table Caption"/>
     <w:basedOn w:val="Caption"/>
     <w:pPr>
       <w:keepNext/>
     </w:pPr>
   </w:style>
-  <w:style w:type="paragraph" w:customStyle="1" w:styleId="ImageCaption">
+  <w:style w:customStyle="1" w:styleId="ImageCaption" w:type="paragraph">
     <w:name w:val="Image Caption"/>
     <w:basedOn w:val="Caption"/>
   </w:style>
-  <w:style w:type="paragraph" w:customStyle="1" w:styleId="Figure">
+  <w:style w:customStyle="1" w:styleId="Figure" w:type="paragraph">
     <w:name w:val="Figure"/>
     <w:basedOn w:val="Normal"/>
   </w:style>
-  <w:style w:type="paragraph" w:customStyle="1" w:styleId="CaptionedFigure">
+  <w:style w:customStyle="1" w:styleId="CaptionedFigure" w:type="paragraph">
     <w:name w:val="Captioned Figure"/>
     <w:basedOn w:val="Figure"/>
     <w:pPr>
       <w:keepNext/>
     </w:pPr>
   </w:style>
-  <w:style w:type="character" w:customStyle="1" w:styleId="BodyTextChar">
+  <w:style w:customStyle="1" w:styleId="BodyTextChar" w:type="character">
     <w:name w:val="Body Text Char"/>
     <w:basedOn w:val="DefaultParagraphFont"/>
     <w:link w:val="BodyText"/>
   </w:style>
-  <w:style w:type="character" w:customStyle="1" w:styleId="VerbatimChar">
+  <w:style w:customStyle="1" w:styleId="VerbatimChar" w:type="character">
     <w:name w:val="Verbatim Char"/>
     <w:basedOn w:val="BodyTextChar"/>
     <w:rPr>
@@ -5559,21 +5646,25 @@
       <w:sz w:val="22"/>
     </w:rPr>
   </w:style>
-  <w:style w:type="character" w:styleId="FootnoteReference">
+  <w:style w:customStyle="1" w:styleId="SectionNumber" w:type="character">
+    <w:name w:val="Section Number"/>
+    <w:basedOn w:val="BodyTextChar"/>
+  </w:style>
+  <w:style w:styleId="FootnoteReference" w:type="character">
     <w:name w:val="Footnote Reference"/>
     <w:basedOn w:val="BodyTextChar"/>
     <w:rPr>
       <w:vertAlign w:val="superscript"/>
     </w:rPr>
   </w:style>
-  <w:style w:type="character" w:styleId="Hyperlink">
+  <w:style w:styleId="Hyperlink" w:type="character">
     <w:name w:val="Hyperlink"/>
     <w:basedOn w:val="BodyTextChar"/>
     <w:rPr>
-      <w:color w:val="4F81BD" w:themeColor="accent1"/>
+      <w:color w:themeColor="accent1" w:val="4F81BD"/>
     </w:rPr>
   </w:style>
-  <w:style w:type="paragraph" w:styleId="TOCHeading">
+  <w:style w:styleId="TOCHeading" w:type="paragraph">
     <w:name w:val="TOC Heading"/>
     <w:basedOn w:val="Heading1"/>
     <w:next w:val="BodyText"/>
@@ -5585,10 +5676,10 @@
       <w:outlineLvl w:val="9"/>
     </w:pPr>
     <w:rPr>
-      <w:rFonts w:asciiTheme="majorHAnsi" w:eastAsiaTheme="majorEastAsia" w:hAnsiTheme="majorHAnsi" w:cstheme="majorBidi"/>
+      <w:rFonts w:asciiTheme="majorHAnsi" w:cstheme="majorBidi" w:eastAsiaTheme="majorEastAsia" w:hAnsiTheme="majorHAnsi"/>
       <w:b w:val="0"/>
       <w:bCs w:val="0"/>
-      <w:color w:val="365F91" w:themeColor="accent1" w:themeShade="BF"/>
+      <w:color w:themeColor="accent1" w:themeShade="BF" w:val="365F91"/>
     </w:rPr>
   </w:style>
   <w:style w:type="paragraph" w:customStyle="1" w:styleId="SourceCode">
@@ -5680,7 +5771,10 @@
   <w:style w:type="character" w:customStyle="1" w:styleId="ImportTok">
     <w:name w:val="ImportTok"/>
     <w:basedOn w:val="VerbatimChar"/>
-    <w:rPr/>
+    <w:rPr>
+      <w:color w:val="008000"/>
+      <w:b/>
+    </w:rPr>
   </w:style>
   <w:style w:type="character" w:customStyle="1" w:styleId="CommentTok">
     <w:name w:val="CommentTok"/>
@@ -5755,7 +5849,9 @@
   <w:style w:type="character" w:customStyle="1" w:styleId="BuiltInTok">
     <w:name w:val="BuiltInTok"/>
     <w:basedOn w:val="VerbatimChar"/>
-    <w:rPr/>
+    <w:rPr>
+      <w:color w:val="008000"/>
+    </w:rPr>
   </w:style>
   <w:style w:type="character" w:customStyle="1" w:styleId="ExtensionTok">
     <w:name w:val="ExtensionTok"/>

--- a/pdf/PULSE-SyRS-001_System_Requirements.docx
+++ b/pdf/PULSE-SyRS-001_System_Requirements.docx
@@ -2275,7 +2275,7 @@
               <w:t xml:space="preserve"> </w:t>
             </w:r>
             <w:r>
-              <w:t xml:space="preserve">runs the live path wherever</w:t>
+              <w:t xml:space="preserve">passed on</w:t>
             </w:r>
             <w:r>
               <w:t xml:space="preserve"> </w:t>
@@ -2290,7 +2290,16 @@
               <w:t xml:space="preserve"> </w:t>
             </w:r>
             <w:r>
-              <w:t xml:space="preserve">is up. Physical bus in S3</w:t>
+              <w:t xml:space="preserve">on 2 October (report 2026-10-02 08:38). A recorded 60 s lap (</w:t>
+            </w:r>
+            <w:r>
+              <w:rPr>
+                <w:rStyle w:val="VerbatimChar"/>
+              </w:rPr>
+              <w:t xml:space="preserve">emulator/can_logs/lap-60s.log</w:t>
+            </w:r>
+            <w:r>
+              <w:t xml:space="preserve">) replays onto the bus and drives the broker through 65 to 345 km/h and gears 1 to 7 with no simulator running. Physical bus in S3</w:t>
             </w:r>
           </w:p>
         </w:tc>

--- a/pdf/PULSE-SyRS-001_System_Requirements.docx
+++ b/pdf/PULSE-SyRS-001_System_Requirements.docx
@@ -1688,6 +1688,18 @@
                 <w:rStyle w:val="VerbatimChar"/>
               </w:rPr>
               <w:t xml:space="preserve">vss/dms_vss_overlay.vspec</w:t>
+            </w:r>
+            <w:r>
+              <w:t xml:space="preserve">,</w:t>
+            </w:r>
+            <w:r>
+              <w:t xml:space="preserve"> </w:t>
+            </w:r>
+            <w:r>
+              <w:rPr>
+                <w:rStyle w:val="VerbatimChar"/>
+              </w:rPr>
+              <w:t xml:space="preserve">vss/pulse_can_overlay.vspec</w:t>
             </w:r>
             <w:r>
               <w:t xml:space="preserve">; upstream spec consumed unmodified</w:t>
